--- a/briefings/线口监测午报-2026-09-26.docx
+++ b/briefings/线口监测午报-2026-09-26.docx
@@ -22,7 +22,7 @@
           <w:color w:val="888888"/>
           <w:sz w:val="18"/>
         </w:rPr>
-        <w:t>监测窗口:近48小时 | 生成时间:2026-09-26 13:04</w:t>
+        <w:t>监测窗口:近48小时 | 生成时间:2026-09-26 14:10</w:t>
       </w:r>
     </w:p>
     <w:p>
@@ -70,6 +70,159 @@
           <w:color w:val="888888"/>
           <w:sz w:val="24"/>
         </w:rPr>
+        <w:t>赛豆科技首款量产车 AIVA ME7 官宣 9 月 28 日亮相法国巴黎</w:t>
+      </w:r>
+    </w:p>
+    <w:p>
+      <w:r>
+        <w:rPr>
+          <w:rFonts w:ascii="Times New Roman" w:hAnsi="Times New Roman" w:eastAsia="宋体"/>
+          <w:color w:val="888888"/>
+          <w:sz w:val="18"/>
+        </w:rPr>
+        <w:t>来源:IT之家 | 时间:09-26 13:59</w:t>
+      </w:r>
+    </w:p>
+    <w:p>
+      <w:r>
+        <w:rPr>
+          <w:rFonts w:ascii="Times New Roman" w:hAnsi="Times New Roman" w:eastAsia="宋体"/>
+          <w:sz w:val="18"/>
+        </w:rPr>
+        <w:t>链接:</w:t>
+      </w:r>
+      <w:hyperlink r:id="rId9">
+        <w:r>
+          <w:rPr>
+            <w:color w:val="0563C1"/>
+            <w:u w:val="single"/>
+          </w:rPr>
+          <w:t>赛豆科技首款量产车 AIVA ME7 官宣 9 月 28 日亮相法国巴黎</w:t>
+        </w:r>
+      </w:hyperlink>
+    </w:p>
+    <w:p>
+      <w:pPr>
+        <w:pStyle w:val="Heading3"/>
+      </w:pPr>
+      <w:r>
+        <w:rPr>
+          <w:rFonts w:ascii="Times New Roman" w:hAnsi="Times New Roman" w:eastAsia="黑体"/>
+          <w:b w:val="0"/>
+          <w:color w:val="888888"/>
+          <w:sz w:val="24"/>
+        </w:rPr>
+        <w:t>【C级·参考】</w:t>
+      </w:r>
+      <w:r>
+        <w:rPr>
+          <w:rFonts w:ascii="Times New Roman" w:hAnsi="Times New Roman" w:eastAsia="黑体"/>
+          <w:b w:val="0"/>
+          <w:color w:val="888888"/>
+          <w:sz w:val="24"/>
+        </w:rPr>
+        <w:t>微星推出 MS-C9ZA 无风扇边缘 AI 盒子，基于 Jetson Orin Nano 8GB</w:t>
+      </w:r>
+    </w:p>
+    <w:p>
+      <w:r>
+        <w:rPr>
+          <w:rFonts w:ascii="Times New Roman" w:hAnsi="Times New Roman" w:eastAsia="宋体"/>
+          <w:color w:val="888888"/>
+          <w:sz w:val="18"/>
+        </w:rPr>
+        <w:t>来源:IT之家 | 时间:09-26 13:37</w:t>
+      </w:r>
+    </w:p>
+    <w:p>
+      <w:r>
+        <w:rPr>
+          <w:rFonts w:ascii="Times New Roman" w:hAnsi="Times New Roman" w:eastAsia="宋体"/>
+          <w:sz w:val="18"/>
+        </w:rPr>
+        <w:t>链接:</w:t>
+      </w:r>
+      <w:hyperlink r:id="rId10">
+        <w:r>
+          <w:rPr>
+            <w:color w:val="0563C1"/>
+            <w:u w:val="single"/>
+          </w:rPr>
+          <w:t>微星推出 MS-C9ZA 无风扇边缘 AI 盒子，基于 Jetson Orin Nano 8GB</w:t>
+        </w:r>
+      </w:hyperlink>
+    </w:p>
+    <w:p>
+      <w:pPr>
+        <w:pStyle w:val="Heading3"/>
+      </w:pPr>
+      <w:r>
+        <w:rPr>
+          <w:rFonts w:ascii="Times New Roman" w:hAnsi="Times New Roman" w:eastAsia="黑体"/>
+          <w:b w:val="0"/>
+          <w:color w:val="888888"/>
+          <w:sz w:val="24"/>
+        </w:rPr>
+        <w:t>【C级·参考】</w:t>
+      </w:r>
+      <w:r>
+        <w:rPr>
+          <w:rFonts w:ascii="Times New Roman" w:hAnsi="Times New Roman" w:eastAsia="黑体"/>
+          <w:b w:val="0"/>
+          <w:color w:val="888888"/>
+          <w:sz w:val="24"/>
+        </w:rPr>
+        <w:t>英伟达获批 AI 工具专利：缩短游戏优化周期，让游戏体验更稳定</w:t>
+      </w:r>
+    </w:p>
+    <w:p>
+      <w:r>
+        <w:rPr>
+          <w:rFonts w:ascii="Times New Roman" w:hAnsi="Times New Roman" w:eastAsia="宋体"/>
+          <w:color w:val="888888"/>
+          <w:sz w:val="18"/>
+        </w:rPr>
+        <w:t>来源:IT之家 | 时间:09-26 13:20</w:t>
+      </w:r>
+    </w:p>
+    <w:p>
+      <w:r>
+        <w:rPr>
+          <w:rFonts w:ascii="Times New Roman" w:hAnsi="Times New Roman" w:eastAsia="宋体"/>
+          <w:sz w:val="18"/>
+        </w:rPr>
+        <w:t>链接:</w:t>
+      </w:r>
+      <w:hyperlink r:id="rId11">
+        <w:r>
+          <w:rPr>
+            <w:color w:val="0563C1"/>
+            <w:u w:val="single"/>
+          </w:rPr>
+          <w:t>英伟达获批 AI 工具专利：缩短游戏优化周期，让游戏体验更稳定</w:t>
+        </w:r>
+      </w:hyperlink>
+    </w:p>
+    <w:p>
+      <w:pPr>
+        <w:pStyle w:val="Heading3"/>
+      </w:pPr>
+      <w:r>
+        <w:rPr>
+          <w:rFonts w:ascii="Times New Roman" w:hAnsi="Times New Roman" w:eastAsia="黑体"/>
+          <w:b w:val="0"/>
+          <w:color w:val="888888"/>
+          <w:sz w:val="24"/>
+        </w:rPr>
+        <w:t>【C级·参考】</w:t>
+      </w:r>
+      <w:r>
+        <w:rPr>
+          <w:rFonts w:ascii="Times New Roman" w:hAnsi="Times New Roman" w:eastAsia="黑体"/>
+          <w:b w:val="0"/>
+          <w:color w:val="888888"/>
+          <w:sz w:val="24"/>
+        </w:rPr>
         <w:t>为工作而生的 AI：微软纳德拉称正将 Copilot 打造成全新工作操作系统</w:t>
       </w:r>
     </w:p>
@@ -91,7 +244,7 @@
         </w:rPr>
         <w:t>链接:</w:t>
       </w:r>
-      <w:hyperlink r:id="rId9">
+      <w:hyperlink r:id="rId12">
         <w:r>
           <w:rPr>
             <w:color w:val="0563C1"/>
@@ -142,7 +295,7 @@
         </w:rPr>
         <w:t>链接:</w:t>
       </w:r>
-      <w:hyperlink r:id="rId10">
+      <w:hyperlink r:id="rId13">
         <w:r>
           <w:rPr>
             <w:color w:val="0563C1"/>
@@ -193,166 +346,13 @@
         </w:rPr>
         <w:t>链接:</w:t>
       </w:r>
-      <w:hyperlink r:id="rId11">
+      <w:hyperlink r:id="rId14">
         <w:r>
           <w:rPr>
             <w:color w:val="0563C1"/>
             <w:u w:val="single"/>
           </w:rPr>
           <w:t>已收录 96 款设备：苹果公开 iPhone 18 Pro、AirPods 5 等尺寸图纸</w:t>
-        </w:r>
-      </w:hyperlink>
-    </w:p>
-    <w:p>
-      <w:pPr>
-        <w:pStyle w:val="Heading3"/>
-      </w:pPr>
-      <w:r>
-        <w:rPr>
-          <w:rFonts w:ascii="Times New Roman" w:hAnsi="Times New Roman" w:eastAsia="黑体"/>
-          <w:b w:val="0"/>
-          <w:color w:val="888888"/>
-          <w:sz w:val="24"/>
-        </w:rPr>
-        <w:t>【C级·参考】</w:t>
-      </w:r>
-      <w:r>
-        <w:rPr>
-          <w:rFonts w:ascii="Times New Roman" w:hAnsi="Times New Roman" w:eastAsia="黑体"/>
-          <w:b w:val="0"/>
-          <w:color w:val="888888"/>
-          <w:sz w:val="24"/>
-        </w:rPr>
-        <w:t>消息称特斯拉 Optimus V3 机器人量产遇阻：机械手组装困难、AI 能力仍待突破</w:t>
-      </w:r>
-    </w:p>
-    <w:p>
-      <w:r>
-        <w:rPr>
-          <w:rFonts w:ascii="Times New Roman" w:hAnsi="Times New Roman" w:eastAsia="宋体"/>
-          <w:color w:val="888888"/>
-          <w:sz w:val="18"/>
-        </w:rPr>
-        <w:t>来源:IT之家 | 时间:09-26 07:48</w:t>
-      </w:r>
-    </w:p>
-    <w:p>
-      <w:r>
-        <w:rPr>
-          <w:rFonts w:ascii="Times New Roman" w:hAnsi="Times New Roman" w:eastAsia="宋体"/>
-          <w:sz w:val="18"/>
-        </w:rPr>
-        <w:t>链接:</w:t>
-      </w:r>
-      <w:hyperlink r:id="rId12">
-        <w:r>
-          <w:rPr>
-            <w:color w:val="0563C1"/>
-            <w:u w:val="single"/>
-          </w:rPr>
-          <w:t>消息称特斯拉 Optimus V3 机器人量产遇阻：机械手组装困难、AI 能力仍待突破</w:t>
-        </w:r>
-      </w:hyperlink>
-    </w:p>
-    <w:p>
-      <w:pPr>
-        <w:pStyle w:val="Heading3"/>
-      </w:pPr>
-      <w:r>
-        <w:rPr>
-          <w:rFonts w:ascii="Times New Roman" w:hAnsi="Times New Roman" w:eastAsia="黑体"/>
-          <w:b w:val="0"/>
-          <w:color w:val="888888"/>
-          <w:sz w:val="24"/>
-        </w:rPr>
-        <w:t>【C级·参考】</w:t>
-      </w:r>
-      <w:r>
-        <w:rPr>
-          <w:rFonts w:ascii="Times New Roman" w:hAnsi="Times New Roman" w:eastAsia="黑体"/>
-          <w:b w:val="0"/>
-          <w:color w:val="888888"/>
-          <w:sz w:val="24"/>
-        </w:rPr>
-        <w:t>OpenAI 承认 53 张用户图片被其 AI 智能体“偷偷”传到公网</w:t>
-      </w:r>
-    </w:p>
-    <w:p>
-      <w:r>
-        <w:rPr>
-          <w:rFonts w:ascii="Times New Roman" w:hAnsi="Times New Roman" w:eastAsia="宋体"/>
-          <w:color w:val="888888"/>
-          <w:sz w:val="18"/>
-        </w:rPr>
-        <w:t>来源:IT之家 | 时间:09-26 07:36</w:t>
-      </w:r>
-    </w:p>
-    <w:p>
-      <w:r>
-        <w:rPr>
-          <w:rFonts w:ascii="Times New Roman" w:hAnsi="Times New Roman" w:eastAsia="宋体"/>
-          <w:sz w:val="18"/>
-        </w:rPr>
-        <w:t>链接:</w:t>
-      </w:r>
-      <w:hyperlink r:id="rId13">
-        <w:r>
-          <w:rPr>
-            <w:color w:val="0563C1"/>
-            <w:u w:val="single"/>
-          </w:rPr>
-          <w:t>OpenAI 承认 53 张用户图片被其 AI 智能体“偷偷”传到公网</w:t>
-        </w:r>
-      </w:hyperlink>
-    </w:p>
-    <w:p>
-      <w:pPr>
-        <w:pStyle w:val="Heading3"/>
-      </w:pPr>
-      <w:r>
-        <w:rPr>
-          <w:rFonts w:ascii="Times New Roman" w:hAnsi="Times New Roman" w:eastAsia="黑体"/>
-          <w:b w:val="0"/>
-          <w:color w:val="888888"/>
-          <w:sz w:val="24"/>
-        </w:rPr>
-        <w:t>【C级·参考】</w:t>
-      </w:r>
-      <w:r>
-        <w:rPr>
-          <w:rFonts w:ascii="Times New Roman" w:hAnsi="Times New Roman" w:eastAsia="黑体"/>
-          <w:b w:val="0"/>
-          <w:color w:val="888888"/>
-          <w:sz w:val="24"/>
-        </w:rPr>
-        <w:t>乌龟海岸推出 Vulcan II XP Air 机械键盘：三模连接，支持隔空手势操作</w:t>
-      </w:r>
-    </w:p>
-    <w:p>
-      <w:r>
-        <w:rPr>
-          <w:rFonts w:ascii="Times New Roman" w:hAnsi="Times New Roman" w:eastAsia="宋体"/>
-          <w:color w:val="888888"/>
-          <w:sz w:val="18"/>
-        </w:rPr>
-        <w:t>来源:IT之家 | 时间:09-26 07:26</w:t>
-      </w:r>
-    </w:p>
-    <w:p>
-      <w:r>
-        <w:rPr>
-          <w:rFonts w:ascii="Times New Roman" w:hAnsi="Times New Roman" w:eastAsia="宋体"/>
-          <w:sz w:val="18"/>
-        </w:rPr>
-        <w:t>链接:</w:t>
-      </w:r>
-      <w:hyperlink r:id="rId14">
-        <w:r>
-          <w:rPr>
-            <w:color w:val="0563C1"/>
-            <w:u w:val="single"/>
-          </w:rPr>
-          <w:t>乌龟海岸推出 Vulcan II XP Air 机械键盘：三模连接，支持隔空手势操作</w:t>
         </w:r>
       </w:hyperlink>
     </w:p>
@@ -427,7 +427,7 @@
           <w:color w:val="888888"/>
           <w:sz w:val="24"/>
         </w:rPr>
-        <w:t>特稿丨在中国遇见AI未来——海外客商在数贸会抢抓数字合作新机遇</w:t>
+        <w:t>特稿｜在中国遇见AI未来——海外客商在数贸会抢抓数字合作新机遇</w:t>
       </w:r>
     </w:p>
     <w:p>
@@ -454,7 +454,7 @@
             <w:color w:val="0563C1"/>
             <w:u w:val="single"/>
           </w:rPr>
-          <w:t>特稿丨在中国遇见AI未来——海外客商在数贸会抢抓数字合作新机遇</w:t>
+          <w:t>特稿｜在中国遇见AI未来——海外客商在数贸会抢抓数字合作新机遇</w:t>
         </w:r>
       </w:hyperlink>
     </w:p>
@@ -835,7 +835,7 @@
           <w:color w:val="888888"/>
           <w:sz w:val="24"/>
         </w:rPr>
-        <w:t>乐奇Rokid×红星眼镜，上海首家AI眼镜验配一体门店落地，开启体验式消费时代</w:t>
+        <w:t>观察｜从AI眼镜到养老机器人，数贸会上这些新品有哪些看点</w:t>
       </w:r>
     </w:p>
     <w:p>
@@ -845,7 +845,7 @@
           <w:color w:val="888888"/>
           <w:sz w:val="18"/>
         </w:rPr>
-        <w:t>来源:Bing新闻 | 时间:09-24 18:43</w:t>
+        <w:t>来源:Bing新闻 | 时间:09-24 22:52</w:t>
       </w:r>
     </w:p>
     <w:p>
@@ -862,7 +862,7 @@
             <w:color w:val="0563C1"/>
             <w:u w:val="single"/>
           </w:rPr>
-          <w:t>乐奇Rokid×红星眼镜，上海首家AI眼镜验配一体门店落地，开启体验式消费时代</w:t>
+          <w:t>观察｜从AI眼镜到养老机器人，数贸会上这些新品有哪些看点</w:t>
         </w:r>
       </w:hyperlink>
     </w:p>
@@ -886,7 +886,7 @@
           <w:color w:val="888888"/>
           <w:sz w:val="24"/>
         </w:rPr>
-        <w:t>乐奇二代AI眼镜首秀：防抖夜景双升级 第一视角拍摄更强</w:t>
+        <w:t>Meta Connect 2026：从AI眼镜到个人智能体，Meta押注“可穿戴代理”</w:t>
       </w:r>
     </w:p>
     <w:p>
@@ -896,7 +896,7 @@
           <w:color w:val="888888"/>
           <w:sz w:val="18"/>
         </w:rPr>
-        <w:t>来源:Bing新闻 | 时间:09-24 14:58</w:t>
+        <w:t>来源:Bing新闻 | 时间:09-24 21:26</w:t>
       </w:r>
     </w:p>
     <w:p>
@@ -913,7 +913,58 @@
             <w:color w:val="0563C1"/>
             <w:u w:val="single"/>
           </w:rPr>
-          <w:t>乐奇二代AI眼镜首秀：防抖夜景双升级 第一视角拍摄更强</w:t>
+          <w:t>Meta Connect 2026：从AI眼镜到个人智能体，Meta押注“可穿戴代理”</w:t>
+        </w:r>
+      </w:hyperlink>
+    </w:p>
+    <w:p>
+      <w:pPr>
+        <w:pStyle w:val="Heading3"/>
+      </w:pPr>
+      <w:r>
+        <w:rPr>
+          <w:rFonts w:ascii="Times New Roman" w:hAnsi="Times New Roman" w:eastAsia="黑体"/>
+          <w:b w:val="0"/>
+          <w:color w:val="888888"/>
+          <w:sz w:val="24"/>
+        </w:rPr>
+        <w:t>【C级·参考】</w:t>
+      </w:r>
+      <w:r>
+        <w:rPr>
+          <w:rFonts w:ascii="Times New Roman" w:hAnsi="Times New Roman" w:eastAsia="黑体"/>
+          <w:b w:val="0"/>
+          <w:color w:val="888888"/>
+          <w:sz w:val="24"/>
+        </w:rPr>
+        <w:t>乐奇Rokid×红星眼镜，上海首家AI眼镜验配一体门店落地，开启体验式消费时代</w:t>
+      </w:r>
+    </w:p>
+    <w:p>
+      <w:r>
+        <w:rPr>
+          <w:rFonts w:ascii="Times New Roman" w:hAnsi="Times New Roman" w:eastAsia="宋体"/>
+          <w:color w:val="888888"/>
+          <w:sz w:val="18"/>
+        </w:rPr>
+        <w:t>来源:Bing新闻 | 时间:09-24 18:43</w:t>
+      </w:r>
+    </w:p>
+    <w:p>
+      <w:r>
+        <w:rPr>
+          <w:rFonts w:ascii="Times New Roman" w:hAnsi="Times New Roman" w:eastAsia="宋体"/>
+          <w:sz w:val="18"/>
+        </w:rPr>
+        <w:t>链接:</w:t>
+      </w:r>
+      <w:hyperlink r:id="rId26">
+        <w:r>
+          <w:rPr>
+            <w:color w:val="0563C1"/>
+            <w:u w:val="single"/>
+          </w:rPr>
+          <w:t>乐奇Rokid×红星眼镜，上海首家AI眼镜验配一体门店落地，开启体验式消费时代</w:t>
         </w:r>
       </w:hyperlink>
     </w:p>
@@ -987,7 +1038,7 @@
         </w:rPr>
         <w:t>链接:</w:t>
       </w:r>
-      <w:hyperlink r:id="rId26">
+      <w:hyperlink r:id="rId27">
         <w:r>
           <w:rPr>
             <w:color w:val="0563C1"/>
@@ -1046,6 +1097,108 @@
           <w:color w:val="888888"/>
           <w:sz w:val="24"/>
         </w:rPr>
+        <w:t>系列最快：Alinea 称《生化危机：安魂曲》游戏全球营收破 5 亿美元</w:t>
+      </w:r>
+    </w:p>
+    <w:p>
+      <w:r>
+        <w:rPr>
+          <w:rFonts w:ascii="Times New Roman" w:hAnsi="Times New Roman" w:eastAsia="宋体"/>
+          <w:color w:val="888888"/>
+          <w:sz w:val="18"/>
+        </w:rPr>
+        <w:t>来源:IT之家 | 时间:09-26 13:29</w:t>
+      </w:r>
+    </w:p>
+    <w:p>
+      <w:r>
+        <w:rPr>
+          <w:rFonts w:ascii="Times New Roman" w:hAnsi="Times New Roman" w:eastAsia="宋体"/>
+          <w:sz w:val="18"/>
+        </w:rPr>
+        <w:t>链接:</w:t>
+      </w:r>
+      <w:hyperlink r:id="rId28">
+        <w:r>
+          <w:rPr>
+            <w:color w:val="0563C1"/>
+            <w:u w:val="single"/>
+          </w:rPr>
+          <w:t>系列最快：Alinea 称《生化危机：安魂曲》游戏全球营收破 5 亿美元</w:t>
+        </w:r>
+      </w:hyperlink>
+    </w:p>
+    <w:p>
+      <w:pPr>
+        <w:pStyle w:val="Heading3"/>
+      </w:pPr>
+      <w:r>
+        <w:rPr>
+          <w:rFonts w:ascii="Times New Roman" w:hAnsi="Times New Roman" w:eastAsia="黑体"/>
+          <w:b w:val="0"/>
+          <w:color w:val="888888"/>
+          <w:sz w:val="24"/>
+        </w:rPr>
+        <w:t>【C级·参考】</w:t>
+      </w:r>
+      <w:r>
+        <w:rPr>
+          <w:rFonts w:ascii="Times New Roman" w:hAnsi="Times New Roman" w:eastAsia="黑体"/>
+          <w:b w:val="0"/>
+          <w:color w:val="888888"/>
+          <w:sz w:val="24"/>
+        </w:rPr>
+        <w:t>科乐美《恶魔城》系列 IP 迎 40 周年，FC 初代游戏移动平台移植版限时免费喜加一</w:t>
+      </w:r>
+    </w:p>
+    <w:p>
+      <w:r>
+        <w:rPr>
+          <w:rFonts w:ascii="Times New Roman" w:hAnsi="Times New Roman" w:eastAsia="宋体"/>
+          <w:color w:val="888888"/>
+          <w:sz w:val="18"/>
+        </w:rPr>
+        <w:t>来源:IT之家 | 时间:09-26 13:26</w:t>
+      </w:r>
+    </w:p>
+    <w:p>
+      <w:r>
+        <w:rPr>
+          <w:rFonts w:ascii="Times New Roman" w:hAnsi="Times New Roman" w:eastAsia="宋体"/>
+          <w:sz w:val="18"/>
+        </w:rPr>
+        <w:t>链接:</w:t>
+      </w:r>
+      <w:hyperlink r:id="rId29">
+        <w:r>
+          <w:rPr>
+            <w:color w:val="0563C1"/>
+            <w:u w:val="single"/>
+          </w:rPr>
+          <w:t>科乐美《恶魔城》系列 IP 迎 40 周年，FC 初代游戏移动平台移植版限时免费喜加一</w:t>
+        </w:r>
+      </w:hyperlink>
+    </w:p>
+    <w:p>
+      <w:pPr>
+        <w:pStyle w:val="Heading3"/>
+      </w:pPr>
+      <w:r>
+        <w:rPr>
+          <w:rFonts w:ascii="Times New Roman" w:hAnsi="Times New Roman" w:eastAsia="黑体"/>
+          <w:b w:val="0"/>
+          <w:color w:val="888888"/>
+          <w:sz w:val="24"/>
+        </w:rPr>
+        <w:t>【C级·参考】</w:t>
+      </w:r>
+      <w:r>
+        <w:rPr>
+          <w:rFonts w:ascii="Times New Roman" w:hAnsi="Times New Roman" w:eastAsia="黑体"/>
+          <w:b w:val="0"/>
+          <w:color w:val="888888"/>
+          <w:sz w:val="24"/>
+        </w:rPr>
         <w:t>Bungie 被砍的《命运》IP 游戏新作“Payback”曝光：MOBA 化、突出易上手性</w:t>
       </w:r>
     </w:p>
@@ -1067,7 +1220,7 @@
         </w:rPr>
         <w:t>链接:</w:t>
       </w:r>
-      <w:hyperlink r:id="rId27">
+      <w:hyperlink r:id="rId30">
         <w:r>
           <w:rPr>
             <w:color w:val="0563C1"/>
@@ -1118,7 +1271,7 @@
         </w:rPr>
         <w:t>链接:</w:t>
       </w:r>
-      <w:hyperlink r:id="rId28">
+      <w:hyperlink r:id="rId31">
         <w:r>
           <w:rPr>
             <w:color w:val="0563C1"/>
@@ -1169,7 +1322,7 @@
         </w:rPr>
         <w:t>链接:</w:t>
       </w:r>
-      <w:hyperlink r:id="rId29">
+      <w:hyperlink r:id="rId32">
         <w:r>
           <w:rPr>
             <w:color w:val="0563C1"/>
@@ -1220,7 +1373,7 @@
         </w:rPr>
         <w:t>链接:</w:t>
       </w:r>
-      <w:hyperlink r:id="rId30">
+      <w:hyperlink r:id="rId33">
         <w:r>
           <w:rPr>
             <w:color w:val="0563C1"/>
@@ -1271,7 +1424,7 @@
         </w:rPr>
         <w:t>链接:</w:t>
       </w:r>
-      <w:hyperlink r:id="rId31">
+      <w:hyperlink r:id="rId34">
         <w:r>
           <w:rPr>
             <w:color w:val="0563C1"/>
@@ -1322,64 +1475,13 @@
         </w:rPr>
         <w:t>链接:</w:t>
       </w:r>
-      <w:hyperlink r:id="rId32">
+      <w:hyperlink r:id="rId35">
         <w:r>
           <w:rPr>
             <w:color w:val="0563C1"/>
             <w:u w:val="single"/>
           </w:rPr>
           <w:t>间谍易容推理游戏《千面人在此》10 月 14 日发售：提供免费试玩版，支持中文</w:t>
-        </w:r>
-      </w:hyperlink>
-    </w:p>
-    <w:p>
-      <w:pPr>
-        <w:pStyle w:val="Heading3"/>
-      </w:pPr>
-      <w:r>
-        <w:rPr>
-          <w:rFonts w:ascii="Times New Roman" w:hAnsi="Times New Roman" w:eastAsia="黑体"/>
-          <w:b w:val="0"/>
-          <w:color w:val="888888"/>
-          <w:sz w:val="24"/>
-        </w:rPr>
-        <w:t>【C级·参考】</w:t>
-      </w:r>
-      <w:r>
-        <w:rPr>
-          <w:rFonts w:ascii="Times New Roman" w:hAnsi="Times New Roman" w:eastAsia="黑体"/>
-          <w:b w:val="0"/>
-          <w:color w:val="888888"/>
-          <w:sz w:val="24"/>
-        </w:rPr>
-        <w:t>外媒 Game Informer 宣布 9 月 29 日独家公布 12 张《GTA6》新截图，并介绍游戏部分机制详情</w:t>
-      </w:r>
-    </w:p>
-    <w:p>
-      <w:r>
-        <w:rPr>
-          <w:rFonts w:ascii="Times New Roman" w:hAnsi="Times New Roman" w:eastAsia="宋体"/>
-          <w:color w:val="888888"/>
-          <w:sz w:val="18"/>
-        </w:rPr>
-        <w:t>来源:IT之家 | 时间:09-26 07:19</w:t>
-      </w:r>
-    </w:p>
-    <w:p>
-      <w:r>
-        <w:rPr>
-          <w:rFonts w:ascii="Times New Roman" w:hAnsi="Times New Roman" w:eastAsia="宋体"/>
-          <w:sz w:val="18"/>
-        </w:rPr>
-        <w:t>链接:</w:t>
-      </w:r>
-      <w:hyperlink r:id="rId33">
-        <w:r>
-          <w:rPr>
-            <w:color w:val="0563C1"/>
-            <w:u w:val="single"/>
-          </w:rPr>
-          <w:t>外媒 Game Informer 宣布 9 月 29 日独家公布 12 张《GTA6》新截图，并介绍游戏部分机制详情</w:t>
         </w:r>
       </w:hyperlink>
     </w:p>
@@ -1436,7 +1538,7 @@
         </w:rPr>
         <w:t>链接:</w:t>
       </w:r>
-      <w:hyperlink r:id="rId34">
+      <w:hyperlink r:id="rId36">
         <w:r>
           <w:rPr>
             <w:color w:val="0563C1"/>
@@ -1487,7 +1589,7 @@
         </w:rPr>
         <w:t>链接:</w:t>
       </w:r>
-      <w:hyperlink r:id="rId35">
+      <w:hyperlink r:id="rId37">
         <w:r>
           <w:rPr>
             <w:color w:val="0563C1"/>
@@ -1523,7 +1625,7 @@
           <w:rFonts w:ascii="Times New Roman" w:hAnsi="Times New Roman" w:eastAsia="宋体"/>
           <w:sz w:val="18"/>
         </w:rPr>
-        <w:t>IT之家(60)、GameLook(0)、HackerNews(7)、Bing新闻(8)</w:t>
+        <w:t>IT之家(60)、GameLook(0)、HackerNews(7)、Bing新闻(9)</w:t>
       </w:r>
     </w:p>
     <w:p>

--- a/briefings/线口监测午报-2026-09-26.docx
+++ b/briefings/线口监测午报-2026-09-26.docx
@@ -22,7 +22,7 @@
           <w:color w:val="888888"/>
           <w:sz w:val="18"/>
         </w:rPr>
-        <w:t>监测窗口:近48小时 | 生成时间:2026-09-26 14:10</w:t>
+        <w:t>监测窗口:近48小时 | 生成时间:2026-09-26 20:11</w:t>
       </w:r>
     </w:p>
     <w:p>
@@ -70,6 +70,465 @@
           <w:color w:val="888888"/>
           <w:sz w:val="24"/>
         </w:rPr>
+        <w:t>英国第二大图书馆：牛津大学博德利图书馆藏书被曝用于 OpenAI 模型训练</w:t>
+      </w:r>
+    </w:p>
+    <w:p>
+      <w:r>
+        <w:rPr>
+          <w:rFonts w:ascii="Times New Roman" w:hAnsi="Times New Roman" w:eastAsia="宋体"/>
+          <w:color w:val="888888"/>
+          <w:sz w:val="18"/>
+        </w:rPr>
+        <w:t>来源:IT之家 | 时间:09-26 20:01</w:t>
+      </w:r>
+    </w:p>
+    <w:p>
+      <w:r>
+        <w:rPr>
+          <w:rFonts w:ascii="Times New Roman" w:hAnsi="Times New Roman" w:eastAsia="宋体"/>
+          <w:sz w:val="18"/>
+        </w:rPr>
+        <w:t>链接:</w:t>
+      </w:r>
+      <w:hyperlink r:id="rId9">
+        <w:r>
+          <w:rPr>
+            <w:color w:val="0563C1"/>
+            <w:u w:val="single"/>
+          </w:rPr>
+          <w:t>英国第二大图书馆：牛津大学博德利图书馆藏书被曝用于 OpenAI 模型训练</w:t>
+        </w:r>
+      </w:hyperlink>
+    </w:p>
+    <w:p>
+      <w:pPr>
+        <w:pStyle w:val="Heading3"/>
+      </w:pPr>
+      <w:r>
+        <w:rPr>
+          <w:rFonts w:ascii="Times New Roman" w:hAnsi="Times New Roman" w:eastAsia="黑体"/>
+          <w:b w:val="0"/>
+          <w:color w:val="888888"/>
+          <w:sz w:val="24"/>
+        </w:rPr>
+        <w:t>【C级·参考】</w:t>
+      </w:r>
+      <w:r>
+        <w:rPr>
+          <w:rFonts w:ascii="Times New Roman" w:hAnsi="Times New Roman" w:eastAsia="黑体"/>
+          <w:b w:val="0"/>
+          <w:color w:val="888888"/>
+          <w:sz w:val="24"/>
+        </w:rPr>
+        <w:t>OpenCode 宣布为 DeepSeek V4.1 Flash 永久提供 60 美元额度</w:t>
+      </w:r>
+    </w:p>
+    <w:p>
+      <w:r>
+        <w:rPr>
+          <w:rFonts w:ascii="Times New Roman" w:hAnsi="Times New Roman" w:eastAsia="宋体"/>
+          <w:color w:val="888888"/>
+          <w:sz w:val="18"/>
+        </w:rPr>
+        <w:t>来源:IT之家 | 时间:09-26 19:07</w:t>
+      </w:r>
+    </w:p>
+    <w:p>
+      <w:r>
+        <w:rPr>
+          <w:rFonts w:ascii="Times New Roman" w:hAnsi="Times New Roman" w:eastAsia="宋体"/>
+          <w:sz w:val="18"/>
+        </w:rPr>
+        <w:t>链接:</w:t>
+      </w:r>
+      <w:hyperlink r:id="rId10">
+        <w:r>
+          <w:rPr>
+            <w:color w:val="0563C1"/>
+            <w:u w:val="single"/>
+          </w:rPr>
+          <w:t>OpenCode 宣布为 DeepSeek V4.1 Flash 永久提供 60 美元额度</w:t>
+        </w:r>
+      </w:hyperlink>
+    </w:p>
+    <w:p>
+      <w:pPr>
+        <w:pStyle w:val="Heading3"/>
+      </w:pPr>
+      <w:r>
+        <w:rPr>
+          <w:rFonts w:ascii="Times New Roman" w:hAnsi="Times New Roman" w:eastAsia="黑体"/>
+          <w:b w:val="0"/>
+          <w:color w:val="888888"/>
+          <w:sz w:val="24"/>
+        </w:rPr>
+        <w:t>【C级·参考】</w:t>
+      </w:r>
+      <w:r>
+        <w:rPr>
+          <w:rFonts w:ascii="Times New Roman" w:hAnsi="Times New Roman" w:eastAsia="黑体"/>
+          <w:b w:val="0"/>
+          <w:color w:val="888888"/>
+          <w:sz w:val="24"/>
+        </w:rPr>
+        <w:t>让 AI 学会“挑刺”：根据说明书 + 照片指出家具是否装错，OpenAI GPT-6 Astra 准确率已达 80%</w:t>
+      </w:r>
+    </w:p>
+    <w:p>
+      <w:r>
+        <w:rPr>
+          <w:rFonts w:ascii="Times New Roman" w:hAnsi="Times New Roman" w:eastAsia="宋体"/>
+          <w:color w:val="888888"/>
+          <w:sz w:val="18"/>
+        </w:rPr>
+        <w:t>来源:IT之家 | 时间:09-26 18:18</w:t>
+      </w:r>
+    </w:p>
+    <w:p>
+      <w:r>
+        <w:rPr>
+          <w:rFonts w:ascii="Times New Roman" w:hAnsi="Times New Roman" w:eastAsia="宋体"/>
+          <w:sz w:val="18"/>
+        </w:rPr>
+        <w:t>链接:</w:t>
+      </w:r>
+      <w:hyperlink r:id="rId11">
+        <w:r>
+          <w:rPr>
+            <w:color w:val="0563C1"/>
+            <w:u w:val="single"/>
+          </w:rPr>
+          <w:t>让 AI 学会“挑刺”：根据说明书 + 照片指出家具是否装错，OpenAI GPT-6 Astra 准确率已达 80%</w:t>
+        </w:r>
+      </w:hyperlink>
+    </w:p>
+    <w:p>
+      <w:pPr>
+        <w:pStyle w:val="Heading3"/>
+      </w:pPr>
+      <w:r>
+        <w:rPr>
+          <w:rFonts w:ascii="Times New Roman" w:hAnsi="Times New Roman" w:eastAsia="黑体"/>
+          <w:b w:val="0"/>
+          <w:color w:val="888888"/>
+          <w:sz w:val="24"/>
+        </w:rPr>
+        <w:t>【C级·参考】</w:t>
+      </w:r>
+      <w:r>
+        <w:rPr>
+          <w:rFonts w:ascii="Times New Roman" w:hAnsi="Times New Roman" w:eastAsia="黑体"/>
+          <w:b w:val="0"/>
+          <w:color w:val="888888"/>
+          <w:sz w:val="24"/>
+        </w:rPr>
+        <w:t>索尼芯片子公司将收紧远程办公：要求约 8000 名员工全面返岗，加速物理 AI 研发</w:t>
+      </w:r>
+    </w:p>
+    <w:p>
+      <w:r>
+        <w:rPr>
+          <w:rFonts w:ascii="Times New Roman" w:hAnsi="Times New Roman" w:eastAsia="宋体"/>
+          <w:color w:val="888888"/>
+          <w:sz w:val="18"/>
+        </w:rPr>
+        <w:t>来源:IT之家 | 时间:09-26 18:05</w:t>
+      </w:r>
+    </w:p>
+    <w:p>
+      <w:r>
+        <w:rPr>
+          <w:rFonts w:ascii="Times New Roman" w:hAnsi="Times New Roman" w:eastAsia="宋体"/>
+          <w:sz w:val="18"/>
+        </w:rPr>
+        <w:t>链接:</w:t>
+      </w:r>
+      <w:hyperlink r:id="rId12">
+        <w:r>
+          <w:rPr>
+            <w:color w:val="0563C1"/>
+            <w:u w:val="single"/>
+          </w:rPr>
+          <w:t>索尼芯片子公司将收紧远程办公：要求约 8000 名员工全面返岗，加速物理 AI 研发</w:t>
+        </w:r>
+      </w:hyperlink>
+    </w:p>
+    <w:p>
+      <w:pPr>
+        <w:pStyle w:val="Heading3"/>
+      </w:pPr>
+      <w:r>
+        <w:rPr>
+          <w:rFonts w:ascii="Times New Roman" w:hAnsi="Times New Roman" w:eastAsia="黑体"/>
+          <w:b w:val="0"/>
+          <w:color w:val="888888"/>
+          <w:sz w:val="24"/>
+        </w:rPr>
+        <w:t>【C级·参考】</w:t>
+      </w:r>
+      <w:r>
+        <w:rPr>
+          <w:rFonts w:ascii="Times New Roman" w:hAnsi="Times New Roman" w:eastAsia="黑体"/>
+          <w:b w:val="0"/>
+          <w:color w:val="888888"/>
+          <w:sz w:val="24"/>
+        </w:rPr>
+        <w:t>消息称 Anthropic 谈判租赁最高 1GW 算力，预计相关投资至少 400 亿美元</w:t>
+      </w:r>
+    </w:p>
+    <w:p>
+      <w:r>
+        <w:rPr>
+          <w:rFonts w:ascii="Times New Roman" w:hAnsi="Times New Roman" w:eastAsia="宋体"/>
+          <w:color w:val="888888"/>
+          <w:sz w:val="18"/>
+        </w:rPr>
+        <w:t>来源:IT之家 | 时间:09-26 16:57</w:t>
+      </w:r>
+    </w:p>
+    <w:p>
+      <w:r>
+        <w:rPr>
+          <w:rFonts w:ascii="Times New Roman" w:hAnsi="Times New Roman" w:eastAsia="宋体"/>
+          <w:sz w:val="18"/>
+        </w:rPr>
+        <w:t>链接:</w:t>
+      </w:r>
+      <w:hyperlink r:id="rId13">
+        <w:r>
+          <w:rPr>
+            <w:color w:val="0563C1"/>
+            <w:u w:val="single"/>
+          </w:rPr>
+          <w:t>消息称 Anthropic 谈判租赁最高 1GW 算力，预计相关投资至少 400 亿美元</w:t>
+        </w:r>
+      </w:hyperlink>
+    </w:p>
+    <w:p>
+      <w:pPr>
+        <w:pStyle w:val="Heading3"/>
+      </w:pPr>
+      <w:r>
+        <w:rPr>
+          <w:rFonts w:ascii="Times New Roman" w:hAnsi="Times New Roman" w:eastAsia="黑体"/>
+          <w:b w:val="0"/>
+          <w:color w:val="888888"/>
+          <w:sz w:val="24"/>
+        </w:rPr>
+        <w:t>【C级·参考】</w:t>
+      </w:r>
+      <w:r>
+        <w:rPr>
+          <w:rFonts w:ascii="Times New Roman" w:hAnsi="Times New Roman" w:eastAsia="黑体"/>
+          <w:b w:val="0"/>
+          <w:color w:val="888888"/>
+          <w:sz w:val="24"/>
+        </w:rPr>
+        <w:t>华硕破晓 Air 轻薄商务笔记本电脑预约：酷睿 7 350 + 16GB + 512GB</w:t>
+      </w:r>
+    </w:p>
+    <w:p>
+      <w:r>
+        <w:rPr>
+          <w:rFonts w:ascii="Times New Roman" w:hAnsi="Times New Roman" w:eastAsia="宋体"/>
+          <w:color w:val="888888"/>
+          <w:sz w:val="18"/>
+        </w:rPr>
+        <w:t>来源:IT之家 | 时间:09-26 16:06</w:t>
+      </w:r>
+    </w:p>
+    <w:p>
+      <w:r>
+        <w:rPr>
+          <w:rFonts w:ascii="Times New Roman" w:hAnsi="Times New Roman" w:eastAsia="宋体"/>
+          <w:sz w:val="18"/>
+        </w:rPr>
+        <w:t>链接:</w:t>
+      </w:r>
+      <w:hyperlink r:id="rId14">
+        <w:r>
+          <w:rPr>
+            <w:color w:val="0563C1"/>
+            <w:u w:val="single"/>
+          </w:rPr>
+          <w:t>华硕破晓 Air 轻薄商务笔记本电脑预约：酷睿 7 350 + 16GB + 512GB</w:t>
+        </w:r>
+      </w:hyperlink>
+    </w:p>
+    <w:p>
+      <w:pPr>
+        <w:pStyle w:val="Heading3"/>
+      </w:pPr>
+      <w:r>
+        <w:rPr>
+          <w:rFonts w:ascii="Times New Roman" w:hAnsi="Times New Roman" w:eastAsia="黑体"/>
+          <w:b w:val="0"/>
+          <w:color w:val="888888"/>
+          <w:sz w:val="24"/>
+        </w:rPr>
+        <w:t>【C级·参考】</w:t>
+      </w:r>
+      <w:r>
+        <w:rPr>
+          <w:rFonts w:ascii="Times New Roman" w:hAnsi="Times New Roman" w:eastAsia="黑体"/>
+          <w:b w:val="0"/>
+          <w:color w:val="888888"/>
+          <w:sz w:val="24"/>
+        </w:rPr>
+        <w:t>微星 CLAW 8 EX AI+ 掌机英特尔锐炫 G3 款上市，较 G3 Extreme 款便宜 1000 元</w:t>
+      </w:r>
+    </w:p>
+    <w:p>
+      <w:r>
+        <w:rPr>
+          <w:rFonts w:ascii="Times New Roman" w:hAnsi="Times New Roman" w:eastAsia="宋体"/>
+          <w:color w:val="888888"/>
+          <w:sz w:val="18"/>
+        </w:rPr>
+        <w:t>来源:IT之家 | 时间:09-26 15:41</w:t>
+      </w:r>
+    </w:p>
+    <w:p>
+      <w:r>
+        <w:rPr>
+          <w:rFonts w:ascii="Times New Roman" w:hAnsi="Times New Roman" w:eastAsia="宋体"/>
+          <w:sz w:val="18"/>
+        </w:rPr>
+        <w:t>链接:</w:t>
+      </w:r>
+      <w:hyperlink r:id="rId15">
+        <w:r>
+          <w:rPr>
+            <w:color w:val="0563C1"/>
+            <w:u w:val="single"/>
+          </w:rPr>
+          <w:t>微星 CLAW 8 EX AI+ 掌机英特尔锐炫 G3 款上市，较 G3 Extreme 款便宜 1000 元</w:t>
+        </w:r>
+      </w:hyperlink>
+    </w:p>
+    <w:p>
+      <w:pPr>
+        <w:pStyle w:val="Heading3"/>
+      </w:pPr>
+      <w:r>
+        <w:rPr>
+          <w:rFonts w:ascii="Times New Roman" w:hAnsi="Times New Roman" w:eastAsia="黑体"/>
+          <w:b w:val="0"/>
+          <w:color w:val="888888"/>
+          <w:sz w:val="24"/>
+        </w:rPr>
+        <w:t>【C级·参考】</w:t>
+      </w:r>
+      <w:r>
+        <w:rPr>
+          <w:rFonts w:ascii="Times New Roman" w:hAnsi="Times New Roman" w:eastAsia="黑体"/>
+          <w:b w:val="0"/>
+          <w:color w:val="888888"/>
+          <w:sz w:val="24"/>
+        </w:rPr>
+        <w:t>Claude Code 新机制：AI 任务中途触发 5 小时上限将优雅收尾</w:t>
+      </w:r>
+    </w:p>
+    <w:p>
+      <w:r>
+        <w:rPr>
+          <w:rFonts w:ascii="Times New Roman" w:hAnsi="Times New Roman" w:eastAsia="宋体"/>
+          <w:color w:val="888888"/>
+          <w:sz w:val="18"/>
+        </w:rPr>
+        <w:t>来源:IT之家 | 时间:09-26 15:11</w:t>
+      </w:r>
+    </w:p>
+    <w:p>
+      <w:r>
+        <w:rPr>
+          <w:rFonts w:ascii="Times New Roman" w:hAnsi="Times New Roman" w:eastAsia="宋体"/>
+          <w:sz w:val="18"/>
+        </w:rPr>
+        <w:t>链接:</w:t>
+      </w:r>
+      <w:hyperlink r:id="rId16">
+        <w:r>
+          <w:rPr>
+            <w:color w:val="0563C1"/>
+            <w:u w:val="single"/>
+          </w:rPr>
+          <w:t>Claude Code 新机制：AI 任务中途触发 5 小时上限将优雅收尾</w:t>
+        </w:r>
+      </w:hyperlink>
+    </w:p>
+    <w:p>
+      <w:pPr>
+        <w:pStyle w:val="Heading3"/>
+      </w:pPr>
+      <w:r>
+        <w:rPr>
+          <w:rFonts w:ascii="Times New Roman" w:hAnsi="Times New Roman" w:eastAsia="黑体"/>
+          <w:b w:val="0"/>
+          <w:color w:val="888888"/>
+          <w:sz w:val="24"/>
+        </w:rPr>
+        <w:t>【C级·参考】</w:t>
+      </w:r>
+      <w:r>
+        <w:rPr>
+          <w:rFonts w:ascii="Times New Roman" w:hAnsi="Times New Roman" w:eastAsia="黑体"/>
+          <w:b w:val="0"/>
+          <w:color w:val="888888"/>
+          <w:sz w:val="24"/>
+        </w:rPr>
+        <w:t>美团上线 LongCat-2.5-Preview 模型：1.6T 参数，主打 AI 长程任务与多模态能力</w:t>
+      </w:r>
+    </w:p>
+    <w:p>
+      <w:r>
+        <w:rPr>
+          <w:rFonts w:ascii="Times New Roman" w:hAnsi="Times New Roman" w:eastAsia="宋体"/>
+          <w:color w:val="888888"/>
+          <w:sz w:val="18"/>
+        </w:rPr>
+        <w:t>来源:IT之家 | 时间:09-26 14:16</w:t>
+      </w:r>
+    </w:p>
+    <w:p>
+      <w:r>
+        <w:rPr>
+          <w:rFonts w:ascii="Times New Roman" w:hAnsi="Times New Roman" w:eastAsia="宋体"/>
+          <w:sz w:val="18"/>
+        </w:rPr>
+        <w:t>链接:</w:t>
+      </w:r>
+      <w:hyperlink r:id="rId17">
+        <w:r>
+          <w:rPr>
+            <w:color w:val="0563C1"/>
+            <w:u w:val="single"/>
+          </w:rPr>
+          <w:t>美团上线 LongCat-2.5-Preview 模型：1.6T 参数，主打 AI 长程任务与多模态能力</w:t>
+        </w:r>
+      </w:hyperlink>
+    </w:p>
+    <w:p>
+      <w:pPr>
+        <w:pStyle w:val="Heading3"/>
+      </w:pPr>
+      <w:r>
+        <w:rPr>
+          <w:rFonts w:ascii="Times New Roman" w:hAnsi="Times New Roman" w:eastAsia="黑体"/>
+          <w:b w:val="0"/>
+          <w:color w:val="888888"/>
+          <w:sz w:val="24"/>
+        </w:rPr>
+        <w:t>【C级·参考】</w:t>
+      </w:r>
+      <w:r>
+        <w:rPr>
+          <w:rFonts w:ascii="Times New Roman" w:hAnsi="Times New Roman" w:eastAsia="黑体"/>
+          <w:b w:val="0"/>
+          <w:color w:val="888888"/>
+          <w:sz w:val="24"/>
+        </w:rPr>
         <w:t>赛豆科技首款量产车 AIVA ME7 官宣 9 月 28 日亮相法国巴黎</w:t>
       </w:r>
     </w:p>
@@ -91,7 +550,7 @@
         </w:rPr>
         <w:t>链接:</w:t>
       </w:r>
-      <w:hyperlink r:id="rId9">
+      <w:hyperlink r:id="rId18">
         <w:r>
           <w:rPr>
             <w:color w:val="0563C1"/>
@@ -142,217 +601,13 @@
         </w:rPr>
         <w:t>链接:</w:t>
       </w:r>
-      <w:hyperlink r:id="rId10">
+      <w:hyperlink r:id="rId19">
         <w:r>
           <w:rPr>
             <w:color w:val="0563C1"/>
             <w:u w:val="single"/>
           </w:rPr>
           <w:t>微星推出 MS-C9ZA 无风扇边缘 AI 盒子，基于 Jetson Orin Nano 8GB</w:t>
-        </w:r>
-      </w:hyperlink>
-    </w:p>
-    <w:p>
-      <w:pPr>
-        <w:pStyle w:val="Heading3"/>
-      </w:pPr>
-      <w:r>
-        <w:rPr>
-          <w:rFonts w:ascii="Times New Roman" w:hAnsi="Times New Roman" w:eastAsia="黑体"/>
-          <w:b w:val="0"/>
-          <w:color w:val="888888"/>
-          <w:sz w:val="24"/>
-        </w:rPr>
-        <w:t>【C级·参考】</w:t>
-      </w:r>
-      <w:r>
-        <w:rPr>
-          <w:rFonts w:ascii="Times New Roman" w:hAnsi="Times New Roman" w:eastAsia="黑体"/>
-          <w:b w:val="0"/>
-          <w:color w:val="888888"/>
-          <w:sz w:val="24"/>
-        </w:rPr>
-        <w:t>英伟达获批 AI 工具专利：缩短游戏优化周期，让游戏体验更稳定</w:t>
-      </w:r>
-    </w:p>
-    <w:p>
-      <w:r>
-        <w:rPr>
-          <w:rFonts w:ascii="Times New Roman" w:hAnsi="Times New Roman" w:eastAsia="宋体"/>
-          <w:color w:val="888888"/>
-          <w:sz w:val="18"/>
-        </w:rPr>
-        <w:t>来源:IT之家 | 时间:09-26 13:20</w:t>
-      </w:r>
-    </w:p>
-    <w:p>
-      <w:r>
-        <w:rPr>
-          <w:rFonts w:ascii="Times New Roman" w:hAnsi="Times New Roman" w:eastAsia="宋体"/>
-          <w:sz w:val="18"/>
-        </w:rPr>
-        <w:t>链接:</w:t>
-      </w:r>
-      <w:hyperlink r:id="rId11">
-        <w:r>
-          <w:rPr>
-            <w:color w:val="0563C1"/>
-            <w:u w:val="single"/>
-          </w:rPr>
-          <w:t>英伟达获批 AI 工具专利：缩短游戏优化周期，让游戏体验更稳定</w:t>
-        </w:r>
-      </w:hyperlink>
-    </w:p>
-    <w:p>
-      <w:pPr>
-        <w:pStyle w:val="Heading3"/>
-      </w:pPr>
-      <w:r>
-        <w:rPr>
-          <w:rFonts w:ascii="Times New Roman" w:hAnsi="Times New Roman" w:eastAsia="黑体"/>
-          <w:b w:val="0"/>
-          <w:color w:val="888888"/>
-          <w:sz w:val="24"/>
-        </w:rPr>
-        <w:t>【C级·参考】</w:t>
-      </w:r>
-      <w:r>
-        <w:rPr>
-          <w:rFonts w:ascii="Times New Roman" w:hAnsi="Times New Roman" w:eastAsia="黑体"/>
-          <w:b w:val="0"/>
-          <w:color w:val="888888"/>
-          <w:sz w:val="24"/>
-        </w:rPr>
-        <w:t>为工作而生的 AI：微软纳德拉称正将 Copilot 打造成全新工作操作系统</w:t>
-      </w:r>
-    </w:p>
-    <w:p>
-      <w:r>
-        <w:rPr>
-          <w:rFonts w:ascii="Times New Roman" w:hAnsi="Times New Roman" w:eastAsia="宋体"/>
-          <w:color w:val="888888"/>
-          <w:sz w:val="18"/>
-        </w:rPr>
-        <w:t>来源:IT之家 | 时间:09-26 10:15</w:t>
-      </w:r>
-    </w:p>
-    <w:p>
-      <w:r>
-        <w:rPr>
-          <w:rFonts w:ascii="Times New Roman" w:hAnsi="Times New Roman" w:eastAsia="宋体"/>
-          <w:sz w:val="18"/>
-        </w:rPr>
-        <w:t>链接:</w:t>
-      </w:r>
-      <w:hyperlink r:id="rId12">
-        <w:r>
-          <w:rPr>
-            <w:color w:val="0563C1"/>
-            <w:u w:val="single"/>
-          </w:rPr>
-          <w:t>为工作而生的 AI：微软纳德拉称正将 Copilot 打造成全新工作操作系统</w:t>
-        </w:r>
-      </w:hyperlink>
-    </w:p>
-    <w:p>
-      <w:pPr>
-        <w:pStyle w:val="Heading3"/>
-      </w:pPr>
-      <w:r>
-        <w:rPr>
-          <w:rFonts w:ascii="Times New Roman" w:hAnsi="Times New Roman" w:eastAsia="黑体"/>
-          <w:b w:val="0"/>
-          <w:color w:val="888888"/>
-          <w:sz w:val="24"/>
-        </w:rPr>
-        <w:t>【C级·参考】</w:t>
-      </w:r>
-      <w:r>
-        <w:rPr>
-          <w:rFonts w:ascii="Times New Roman" w:hAnsi="Times New Roman" w:eastAsia="黑体"/>
-          <w:b w:val="0"/>
-          <w:color w:val="888888"/>
-          <w:sz w:val="24"/>
-        </w:rPr>
-        <w:t>One Piece of Flock Camera Data Put This Innocent Woman in Jail for 13 Days</w:t>
-      </w:r>
-    </w:p>
-    <w:p>
-      <w:r>
-        <w:rPr>
-          <w:rFonts w:ascii="Times New Roman" w:hAnsi="Times New Roman" w:eastAsia="宋体"/>
-          <w:color w:val="888888"/>
-          <w:sz w:val="18"/>
-        </w:rPr>
-        <w:t>来源:Hacker News | 时间:09-26 08:59</w:t>
-      </w:r>
-    </w:p>
-    <w:p>
-      <w:r>
-        <w:rPr>
-          <w:rFonts w:ascii="Times New Roman" w:hAnsi="Times New Roman" w:eastAsia="宋体"/>
-          <w:sz w:val="18"/>
-        </w:rPr>
-        <w:t>链接:</w:t>
-      </w:r>
-      <w:hyperlink r:id="rId13">
-        <w:r>
-          <w:rPr>
-            <w:color w:val="0563C1"/>
-            <w:u w:val="single"/>
-          </w:rPr>
-          <w:t>One Piece of Flock Camera Data Put This Innocent Woman in Jail for 13 Days</w:t>
-        </w:r>
-      </w:hyperlink>
-    </w:p>
-    <w:p>
-      <w:pPr>
-        <w:pStyle w:val="Heading3"/>
-      </w:pPr>
-      <w:r>
-        <w:rPr>
-          <w:rFonts w:ascii="Times New Roman" w:hAnsi="Times New Roman" w:eastAsia="黑体"/>
-          <w:b w:val="0"/>
-          <w:color w:val="888888"/>
-          <w:sz w:val="24"/>
-        </w:rPr>
-        <w:t>【C级·参考】</w:t>
-      </w:r>
-      <w:r>
-        <w:rPr>
-          <w:rFonts w:ascii="Times New Roman" w:hAnsi="Times New Roman" w:eastAsia="黑体"/>
-          <w:b w:val="0"/>
-          <w:color w:val="888888"/>
-          <w:sz w:val="24"/>
-        </w:rPr>
-        <w:t>已收录 96 款设备：苹果公开 iPhone 18 Pro、AirPods 5 等尺寸图纸</w:t>
-      </w:r>
-    </w:p>
-    <w:p>
-      <w:r>
-        <w:rPr>
-          <w:rFonts w:ascii="Times New Roman" w:hAnsi="Times New Roman" w:eastAsia="宋体"/>
-          <w:color w:val="888888"/>
-          <w:sz w:val="18"/>
-        </w:rPr>
-        <w:t>来源:IT之家 | 时间:09-26 08:03</w:t>
-      </w:r>
-    </w:p>
-    <w:p>
-      <w:r>
-        <w:rPr>
-          <w:rFonts w:ascii="Times New Roman" w:hAnsi="Times New Roman" w:eastAsia="宋体"/>
-          <w:sz w:val="18"/>
-        </w:rPr>
-        <w:t>链接:</w:t>
-      </w:r>
-      <w:hyperlink r:id="rId14">
-        <w:r>
-          <w:rPr>
-            <w:color w:val="0563C1"/>
-            <w:u w:val="single"/>
-          </w:rPr>
-          <w:t>已收录 96 款设备：苹果公开 iPhone 18 Pro、AirPods 5 等尺寸图纸</w:t>
         </w:r>
       </w:hyperlink>
     </w:p>
@@ -397,166 +652,13 @@
         </w:rPr>
         <w:t>链接:</w:t>
       </w:r>
-      <w:hyperlink r:id="rId15">
+      <w:hyperlink r:id="rId20">
         <w:r>
           <w:rPr>
             <w:color w:val="0563C1"/>
             <w:u w:val="single"/>
           </w:rPr>
           <w:t>Revealing the details of how OpenAI agents hacked Hugging Face</w:t>
-        </w:r>
-      </w:hyperlink>
-    </w:p>
-    <w:p>
-      <w:pPr>
-        <w:pStyle w:val="Heading3"/>
-      </w:pPr>
-      <w:r>
-        <w:rPr>
-          <w:rFonts w:ascii="Times New Roman" w:hAnsi="Times New Roman" w:eastAsia="黑体"/>
-          <w:b w:val="0"/>
-          <w:color w:val="888888"/>
-          <w:sz w:val="24"/>
-        </w:rPr>
-        <w:t>【C级·参考】</w:t>
-      </w:r>
-      <w:r>
-        <w:rPr>
-          <w:rFonts w:ascii="Times New Roman" w:hAnsi="Times New Roman" w:eastAsia="黑体"/>
-          <w:b w:val="0"/>
-          <w:color w:val="888888"/>
-          <w:sz w:val="24"/>
-        </w:rPr>
-        <w:t>特稿｜在中国遇见AI未来——海外客商在数贸会抢抓数字合作新机遇</w:t>
-      </w:r>
-    </w:p>
-    <w:p>
-      <w:r>
-        <w:rPr>
-          <w:rFonts w:ascii="Times New Roman" w:hAnsi="Times New Roman" w:eastAsia="宋体"/>
-          <w:color w:val="888888"/>
-          <w:sz w:val="18"/>
-        </w:rPr>
-        <w:t>来源:Bing新闻 | 时间:09-26 01:01</w:t>
-      </w:r>
-    </w:p>
-    <w:p>
-      <w:r>
-        <w:rPr>
-          <w:rFonts w:ascii="Times New Roman" w:hAnsi="Times New Roman" w:eastAsia="宋体"/>
-          <w:sz w:val="18"/>
-        </w:rPr>
-        <w:t>链接:</w:t>
-      </w:r>
-      <w:hyperlink r:id="rId16">
-        <w:r>
-          <w:rPr>
-            <w:color w:val="0563C1"/>
-            <w:u w:val="single"/>
-          </w:rPr>
-          <w:t>特稿｜在中国遇见AI未来——海外客商在数贸会抢抓数字合作新机遇</w:t>
-        </w:r>
-      </w:hyperlink>
-    </w:p>
-    <w:p>
-      <w:pPr>
-        <w:pStyle w:val="Heading3"/>
-      </w:pPr>
-      <w:r>
-        <w:rPr>
-          <w:rFonts w:ascii="Times New Roman" w:hAnsi="Times New Roman" w:eastAsia="黑体"/>
-          <w:b w:val="0"/>
-          <w:color w:val="888888"/>
-          <w:sz w:val="24"/>
-        </w:rPr>
-        <w:t>【C级·参考】</w:t>
-      </w:r>
-      <w:r>
-        <w:rPr>
-          <w:rFonts w:ascii="Times New Roman" w:hAnsi="Times New Roman" w:eastAsia="黑体"/>
-          <w:b w:val="0"/>
-          <w:color w:val="888888"/>
-          <w:sz w:val="24"/>
-        </w:rPr>
-        <w:t>U.S. appeals court upholds designation of Anthropic as supply chain risk</w:t>
-      </w:r>
-    </w:p>
-    <w:p>
-      <w:r>
-        <w:rPr>
-          <w:rFonts w:ascii="Times New Roman" w:hAnsi="Times New Roman" w:eastAsia="宋体"/>
-          <w:color w:val="888888"/>
-          <w:sz w:val="18"/>
-        </w:rPr>
-        <w:t>来源:Hacker News | 时间:09-25 23:29</w:t>
-      </w:r>
-    </w:p>
-    <w:p>
-      <w:r>
-        <w:rPr>
-          <w:rFonts w:ascii="Times New Roman" w:hAnsi="Times New Roman" w:eastAsia="宋体"/>
-          <w:sz w:val="18"/>
-        </w:rPr>
-        <w:t>链接:</w:t>
-      </w:r>
-      <w:hyperlink r:id="rId17">
-        <w:r>
-          <w:rPr>
-            <w:color w:val="0563C1"/>
-            <w:u w:val="single"/>
-          </w:rPr>
-          <w:t>U.S. appeals court upholds designation of Anthropic as supply chain risk</w:t>
-        </w:r>
-      </w:hyperlink>
-    </w:p>
-    <w:p>
-      <w:pPr>
-        <w:pStyle w:val="Heading3"/>
-      </w:pPr>
-      <w:r>
-        <w:rPr>
-          <w:rFonts w:ascii="Times New Roman" w:hAnsi="Times New Roman" w:eastAsia="黑体"/>
-          <w:b w:val="0"/>
-          <w:color w:val="888888"/>
-          <w:sz w:val="24"/>
-        </w:rPr>
-        <w:t>【C级·参考】</w:t>
-      </w:r>
-      <w:r>
-        <w:rPr>
-          <w:rFonts w:ascii="Times New Roman" w:hAnsi="Times New Roman" w:eastAsia="黑体"/>
-          <w:b w:val="0"/>
-          <w:color w:val="888888"/>
-          <w:sz w:val="24"/>
-        </w:rPr>
-        <w:t>Microsoft abandons personal AI chatbot race with Copilot reboot</w:t>
-      </w:r>
-    </w:p>
-    <w:p>
-      <w:r>
-        <w:rPr>
-          <w:rFonts w:ascii="Times New Roman" w:hAnsi="Times New Roman" w:eastAsia="宋体"/>
-          <w:color w:val="888888"/>
-          <w:sz w:val="18"/>
-        </w:rPr>
-        <w:t>来源:Hacker News | 时间:09-25 22:07</w:t>
-      </w:r>
-    </w:p>
-    <w:p>
-      <w:r>
-        <w:rPr>
-          <w:rFonts w:ascii="Times New Roman" w:hAnsi="Times New Roman" w:eastAsia="宋体"/>
-          <w:sz w:val="18"/>
-        </w:rPr>
-        <w:t>链接:</w:t>
-      </w:r>
-      <w:hyperlink r:id="rId18">
-        <w:r>
-          <w:rPr>
-            <w:color w:val="0563C1"/>
-            <w:u w:val="single"/>
-          </w:rPr>
-          <w:t>Microsoft abandons personal AI chatbot race with Copilot reboot</w:t>
         </w:r>
       </w:hyperlink>
     </w:p>
@@ -601,7 +703,7 @@
         </w:rPr>
         <w:t>链接:</w:t>
       </w:r>
-      <w:hyperlink r:id="rId19">
+      <w:hyperlink r:id="rId21">
         <w:r>
           <w:rPr>
             <w:color w:val="0563C1"/>
@@ -652,7 +754,7 @@
         </w:rPr>
         <w:t>链接:</w:t>
       </w:r>
-      <w:hyperlink r:id="rId20">
+      <w:hyperlink r:id="rId22">
         <w:r>
           <w:rPr>
             <w:color w:val="0563C1"/>
@@ -703,7 +805,7 @@
         </w:rPr>
         <w:t>链接:</w:t>
       </w:r>
-      <w:hyperlink r:id="rId21">
+      <w:hyperlink r:id="rId23">
         <w:r>
           <w:rPr>
             <w:color w:val="0563C1"/>
@@ -754,7 +856,7 @@
         </w:rPr>
         <w:t>链接:</w:t>
       </w:r>
-      <w:hyperlink r:id="rId22">
+      <w:hyperlink r:id="rId24">
         <w:r>
           <w:rPr>
             <w:color w:val="0563C1"/>
@@ -805,7 +907,7 @@
         </w:rPr>
         <w:t>链接:</w:t>
       </w:r>
-      <w:hyperlink r:id="rId23">
+      <w:hyperlink r:id="rId25">
         <w:r>
           <w:rPr>
             <w:color w:val="0563C1"/>
@@ -856,7 +958,7 @@
         </w:rPr>
         <w:t>链接:</w:t>
       </w:r>
-      <w:hyperlink r:id="rId24">
+      <w:hyperlink r:id="rId26">
         <w:r>
           <w:rPr>
             <w:color w:val="0563C1"/>
@@ -865,6 +967,18 @@
           <w:t>观察｜从AI眼镜到养老机器人，数贸会上这些新品有哪些看点</w:t>
         </w:r>
       </w:hyperlink>
+    </w:p>
+    <w:p>
+      <w:pPr>
+        <w:pStyle w:val="Heading2"/>
+      </w:pPr>
+      <w:r>
+        <w:rPr>
+          <w:rFonts w:ascii="Times New Roman" w:hAnsi="Times New Roman" w:eastAsia="黑体"/>
+          <w:sz w:val="28"/>
+        </w:rPr>
+        <w:t>机器人/AI硬件</w:t>
+      </w:r>
     </w:p>
     <w:p>
       <w:pPr>
@@ -886,7 +1000,7 @@
           <w:color w:val="888888"/>
           <w:sz w:val="24"/>
         </w:rPr>
-        <w:t>Meta Connect 2026：从AI眼镜到个人智能体，Meta押注“可穿戴代理”</w:t>
+        <w:t>国际机器人联合会：中国蝉联全球工业机器人最大市场，2025 年约占全球总安装量的 59%</w:t>
       </w:r>
     </w:p>
     <w:p>
@@ -896,7 +1010,7 @@
           <w:color w:val="888888"/>
           <w:sz w:val="18"/>
         </w:rPr>
-        <w:t>来源:Bing新闻 | 时间:09-24 21:26</w:t>
+        <w:t>来源:IT之家 | 时间:09-26 17:45</w:t>
       </w:r>
     </w:p>
     <w:p>
@@ -907,83 +1021,15 @@
         </w:rPr>
         <w:t>链接:</w:t>
       </w:r>
-      <w:hyperlink r:id="rId25">
+      <w:hyperlink r:id="rId27">
         <w:r>
           <w:rPr>
             <w:color w:val="0563C1"/>
             <w:u w:val="single"/>
           </w:rPr>
-          <w:t>Meta Connect 2026：从AI眼镜到个人智能体，Meta押注“可穿戴代理”</w:t>
+          <w:t>国际机器人联合会：中国蝉联全球工业机器人最大市场，2025 年约占全球总安装量的 59%</w:t>
         </w:r>
       </w:hyperlink>
-    </w:p>
-    <w:p>
-      <w:pPr>
-        <w:pStyle w:val="Heading3"/>
-      </w:pPr>
-      <w:r>
-        <w:rPr>
-          <w:rFonts w:ascii="Times New Roman" w:hAnsi="Times New Roman" w:eastAsia="黑体"/>
-          <w:b w:val="0"/>
-          <w:color w:val="888888"/>
-          <w:sz w:val="24"/>
-        </w:rPr>
-        <w:t>【C级·参考】</w:t>
-      </w:r>
-      <w:r>
-        <w:rPr>
-          <w:rFonts w:ascii="Times New Roman" w:hAnsi="Times New Roman" w:eastAsia="黑体"/>
-          <w:b w:val="0"/>
-          <w:color w:val="888888"/>
-          <w:sz w:val="24"/>
-        </w:rPr>
-        <w:t>乐奇Rokid×红星眼镜，上海首家AI眼镜验配一体门店落地，开启体验式消费时代</w:t>
-      </w:r>
-    </w:p>
-    <w:p>
-      <w:r>
-        <w:rPr>
-          <w:rFonts w:ascii="Times New Roman" w:hAnsi="Times New Roman" w:eastAsia="宋体"/>
-          <w:color w:val="888888"/>
-          <w:sz w:val="18"/>
-        </w:rPr>
-        <w:t>来源:Bing新闻 | 时间:09-24 18:43</w:t>
-      </w:r>
-    </w:p>
-    <w:p>
-      <w:r>
-        <w:rPr>
-          <w:rFonts w:ascii="Times New Roman" w:hAnsi="Times New Roman" w:eastAsia="宋体"/>
-          <w:sz w:val="18"/>
-        </w:rPr>
-        <w:t>链接:</w:t>
-      </w:r>
-      <w:hyperlink r:id="rId26">
-        <w:r>
-          <w:rPr>
-            <w:color w:val="0563C1"/>
-            <w:u w:val="single"/>
-          </w:rPr>
-          <w:t>乐奇Rokid×红星眼镜，上海首家AI眼镜验配一体门店落地，开启体验式消费时代</w:t>
-        </w:r>
-      </w:hyperlink>
-    </w:p>
-    <w:p>
-      <w:pPr>
-        <w:pStyle w:val="Heading2"/>
-      </w:pPr>
-      <w:r>
-        <w:rPr>
-          <w:rFonts w:ascii="Times New Roman" w:hAnsi="Times New Roman" w:eastAsia="黑体"/>
-          <w:sz w:val="28"/>
-        </w:rPr>
-        <w:t>机器人/AI硬件</w:t>
-      </w:r>
-    </w:p>
-    <w:p>
-      <w:r>
-        <w:t>本线口暂无重要更新</w:t>
-      </w:r>
     </w:p>
     <w:p>
       <w:pPr>
@@ -1017,7 +1063,7 @@
           <w:color w:val="888888"/>
           <w:sz w:val="24"/>
         </w:rPr>
-        <w:t>南京试驾 BMW 智能驾驶辅助：智驾时代，宝马依然是那台“驾驶者之车”</w:t>
+        <w:t>无人机系统项目首入世界技能大赛：选手需过装配、编程等多道关</w:t>
       </w:r>
     </w:p>
     <w:p>
@@ -1027,7 +1073,7 @@
           <w:color w:val="888888"/>
           <w:sz w:val="18"/>
         </w:rPr>
-        <w:t>来源:IT之家 | 时间:09-26 10:37</w:t>
+        <w:t>来源:IT之家 | 时间:09-26 17:39</w:t>
       </w:r>
     </w:p>
     <w:p>
@@ -1038,13 +1084,13 @@
         </w:rPr>
         <w:t>链接:</w:t>
       </w:r>
-      <w:hyperlink r:id="rId27">
+      <w:hyperlink r:id="rId28">
         <w:r>
           <w:rPr>
             <w:color w:val="0563C1"/>
             <w:u w:val="single"/>
           </w:rPr>
-          <w:t>南京试驾 BMW 智能驾驶辅助：智驾时代，宝马依然是那台“驾驶者之车”</w:t>
+          <w:t>无人机系统项目首入世界技能大赛：选手需过装配、编程等多道关</w:t>
         </w:r>
       </w:hyperlink>
     </w:p>
@@ -1097,7 +1143,7 @@
           <w:color w:val="888888"/>
           <w:sz w:val="24"/>
         </w:rPr>
-        <w:t>系列最快：Alinea 称《生化危机：安魂曲》游戏全球营收破 5 亿美元</w:t>
+        <w:t>努比亚 NaviX Ultra 手机《王者荣耀》使用异常，豆包手机助手回应称全程未对腾讯游戏系统进行任何操作</w:t>
       </w:r>
     </w:p>
     <w:p>
@@ -1107,7 +1153,7 @@
           <w:color w:val="888888"/>
           <w:sz w:val="18"/>
         </w:rPr>
-        <w:t>来源:IT之家 | 时间:09-26 13:29</w:t>
+        <w:t>来源:IT之家 | 时间:09-26 18:23</w:t>
       </w:r>
     </w:p>
     <w:p>
@@ -1118,13 +1164,13 @@
         </w:rPr>
         <w:t>链接:</w:t>
       </w:r>
-      <w:hyperlink r:id="rId28">
+      <w:hyperlink r:id="rId29">
         <w:r>
           <w:rPr>
             <w:color w:val="0563C1"/>
             <w:u w:val="single"/>
           </w:rPr>
-          <w:t>系列最快：Alinea 称《生化危机：安魂曲》游戏全球营收破 5 亿美元</w:t>
+          <w:t>努比亚 NaviX Ultra 手机《王者荣耀》使用异常，豆包手机助手回应称全程未对腾讯游戏系统进行任何操作</w:t>
         </w:r>
       </w:hyperlink>
     </w:p>
@@ -1148,7 +1194,7 @@
           <w:color w:val="888888"/>
           <w:sz w:val="24"/>
         </w:rPr>
-        <w:t>科乐美《恶魔城》系列 IP 迎 40 周年，FC 初代游戏移动平台移植版限时免费喜加一</w:t>
+        <w:t>网易云音乐鸿蒙版 App 上线华为 HiCar，适配任务流转、歌词分栏显示等功能</w:t>
       </w:r>
     </w:p>
     <w:p>
@@ -1158,7 +1204,7 @@
           <w:color w:val="888888"/>
           <w:sz w:val="18"/>
         </w:rPr>
-        <w:t>来源:IT之家 | 时间:09-26 13:26</w:t>
+        <w:t>来源:IT之家 | 时间:09-26 16:17</w:t>
       </w:r>
     </w:p>
     <w:p>
@@ -1169,13 +1215,13 @@
         </w:rPr>
         <w:t>链接:</w:t>
       </w:r>
-      <w:hyperlink r:id="rId29">
+      <w:hyperlink r:id="rId30">
         <w:r>
           <w:rPr>
             <w:color w:val="0563C1"/>
             <w:u w:val="single"/>
           </w:rPr>
-          <w:t>科乐美《恶魔城》系列 IP 迎 40 周年，FC 初代游戏移动平台移植版限时免费喜加一</w:t>
+          <w:t>网易云音乐鸿蒙版 App 上线华为 HiCar，适配任务流转、歌词分栏显示等功能</w:t>
         </w:r>
       </w:hyperlink>
     </w:p>
@@ -1199,7 +1245,7 @@
           <w:color w:val="888888"/>
           <w:sz w:val="24"/>
         </w:rPr>
-        <w:t>Bungie 被砍的《命运》IP 游戏新作“Payback”曝光：MOBA 化、突出易上手性</w:t>
+        <w:t>英特尔开源游戏性能监测工具 PresentMon 2.6.0 发布：CPU 占用降低 78%，支持多显卡遥测同显</w:t>
       </w:r>
     </w:p>
     <w:p>
@@ -1209,58 +1255,7 @@
           <w:color w:val="888888"/>
           <w:sz w:val="18"/>
         </w:rPr>
-        <w:t>来源:IT之家 | 时间:09-26 12:10</w:t>
-      </w:r>
-    </w:p>
-    <w:p>
-      <w:r>
-        <w:rPr>
-          <w:rFonts w:ascii="Times New Roman" w:hAnsi="Times New Roman" w:eastAsia="宋体"/>
-          <w:sz w:val="18"/>
-        </w:rPr>
-        <w:t>链接:</w:t>
-      </w:r>
-      <w:hyperlink r:id="rId30">
-        <w:r>
-          <w:rPr>
-            <w:color w:val="0563C1"/>
-            <w:u w:val="single"/>
-          </w:rPr>
-          <w:t>Bungie 被砍的《命运》IP 游戏新作“Payback”曝光：MOBA 化、突出易上手性</w:t>
-        </w:r>
-      </w:hyperlink>
-    </w:p>
-    <w:p>
-      <w:pPr>
-        <w:pStyle w:val="Heading3"/>
-      </w:pPr>
-      <w:r>
-        <w:rPr>
-          <w:rFonts w:ascii="Times New Roman" w:hAnsi="Times New Roman" w:eastAsia="黑体"/>
-          <w:b w:val="0"/>
-          <w:color w:val="888888"/>
-          <w:sz w:val="24"/>
-        </w:rPr>
-        <w:t>【C级·参考】</w:t>
-      </w:r>
-      <w:r>
-        <w:rPr>
-          <w:rFonts w:ascii="Times New Roman" w:hAnsi="Times New Roman" w:eastAsia="黑体"/>
-          <w:b w:val="0"/>
-          <w:color w:val="888888"/>
-          <w:sz w:val="24"/>
-        </w:rPr>
-        <w:t>2026 金摇杆奖游戏提名公布：21 个类别开放投票，《007：初露锋芒》《大步走》领跑</w:t>
-      </w:r>
-    </w:p>
-    <w:p>
-      <w:r>
-        <w:rPr>
-          <w:rFonts w:ascii="Times New Roman" w:hAnsi="Times New Roman" w:eastAsia="宋体"/>
-          <w:color w:val="888888"/>
-          <w:sz w:val="18"/>
-        </w:rPr>
-        <w:t>来源:IT之家 | 时间:09-26 12:08</w:t>
+        <w:t>来源:IT之家 | 时间:09-26 15:06</w:t>
       </w:r>
     </w:p>
     <w:p>
@@ -1277,211 +1272,7 @@
             <w:color w:val="0563C1"/>
             <w:u w:val="single"/>
           </w:rPr>
-          <w:t>2026 金摇杆奖游戏提名公布：21 个类别开放投票，《007：初露锋芒》《大步走》领跑</w:t>
-        </w:r>
-      </w:hyperlink>
-    </w:p>
-    <w:p>
-      <w:pPr>
-        <w:pStyle w:val="Heading3"/>
-      </w:pPr>
-      <w:r>
-        <w:rPr>
-          <w:rFonts w:ascii="Times New Roman" w:hAnsi="Times New Roman" w:eastAsia="黑体"/>
-          <w:b w:val="0"/>
-          <w:color w:val="888888"/>
-          <w:sz w:val="24"/>
-        </w:rPr>
-        <w:t>【C级·参考】</w:t>
-      </w:r>
-      <w:r>
-        <w:rPr>
-          <w:rFonts w:ascii="Times New Roman" w:hAnsi="Times New Roman" w:eastAsia="黑体"/>
-          <w:b w:val="0"/>
-          <w:color w:val="888888"/>
-          <w:sz w:val="24"/>
-        </w:rPr>
-        <w:t>华为预告游戏助手将上线“弹幕通知”等功能，HarmonyOS 7.0.0.109 及以上版本支持</w:t>
-      </w:r>
-    </w:p>
-    <w:p>
-      <w:r>
-        <w:rPr>
-          <w:rFonts w:ascii="Times New Roman" w:hAnsi="Times New Roman" w:eastAsia="宋体"/>
-          <w:color w:val="888888"/>
-          <w:sz w:val="18"/>
-        </w:rPr>
-        <w:t>来源:IT之家 | 时间:09-26 11:35</w:t>
-      </w:r>
-    </w:p>
-    <w:p>
-      <w:r>
-        <w:rPr>
-          <w:rFonts w:ascii="Times New Roman" w:hAnsi="Times New Roman" w:eastAsia="宋体"/>
-          <w:sz w:val="18"/>
-        </w:rPr>
-        <w:t>链接:</w:t>
-      </w:r>
-      <w:hyperlink r:id="rId32">
-        <w:r>
-          <w:rPr>
-            <w:color w:val="0563C1"/>
-            <w:u w:val="single"/>
-          </w:rPr>
-          <w:t>华为预告游戏助手将上线“弹幕通知”等功能，HarmonyOS 7.0.0.109 及以上版本支持</w:t>
-        </w:r>
-      </w:hyperlink>
-    </w:p>
-    <w:p>
-      <w:pPr>
-        <w:pStyle w:val="Heading3"/>
-      </w:pPr>
-      <w:r>
-        <w:rPr>
-          <w:rFonts w:ascii="Times New Roman" w:hAnsi="Times New Roman" w:eastAsia="黑体"/>
-          <w:b w:val="0"/>
-          <w:color w:val="888888"/>
-          <w:sz w:val="24"/>
-        </w:rPr>
-        <w:t>【C级·参考】</w:t>
-      </w:r>
-      <w:r>
-        <w:rPr>
-          <w:rFonts w:ascii="Times New Roman" w:hAnsi="Times New Roman" w:eastAsia="黑体"/>
-          <w:b w:val="0"/>
-          <w:color w:val="888888"/>
-          <w:sz w:val="24"/>
-        </w:rPr>
-        <w:t>曾豪言“10 年运营目标”：游戏《心之眼》开发商 Build a Rocket Boy 进入破产管理程序</w:t>
-      </w:r>
-    </w:p>
-    <w:p>
-      <w:r>
-        <w:rPr>
-          <w:rFonts w:ascii="Times New Roman" w:hAnsi="Times New Roman" w:eastAsia="宋体"/>
-          <w:color w:val="888888"/>
-          <w:sz w:val="18"/>
-        </w:rPr>
-        <w:t>来源:IT之家 | 时间:09-26 10:23</w:t>
-      </w:r>
-    </w:p>
-    <w:p>
-      <w:r>
-        <w:rPr>
-          <w:rFonts w:ascii="Times New Roman" w:hAnsi="Times New Roman" w:eastAsia="宋体"/>
-          <w:sz w:val="18"/>
-        </w:rPr>
-        <w:t>链接:</w:t>
-      </w:r>
-      <w:hyperlink r:id="rId33">
-        <w:r>
-          <w:rPr>
-            <w:color w:val="0563C1"/>
-            <w:u w:val="single"/>
-          </w:rPr>
-          <w:t>曾豪言“10 年运营目标”：游戏《心之眼》开发商 Build a Rocket Boy 进入破产管理程序</w:t>
-        </w:r>
-      </w:hyperlink>
-    </w:p>
-    <w:p>
-      <w:pPr>
-        <w:pStyle w:val="Heading3"/>
-      </w:pPr>
-      <w:r>
-        <w:rPr>
-          <w:rFonts w:ascii="Times New Roman" w:hAnsi="Times New Roman" w:eastAsia="黑体"/>
-          <w:b w:val="0"/>
-          <w:color w:val="888888"/>
-          <w:sz w:val="24"/>
-        </w:rPr>
-        <w:t>【C级·参考】</w:t>
-      </w:r>
-      <w:r>
-        <w:rPr>
-          <w:rFonts w:ascii="Times New Roman" w:hAnsi="Times New Roman" w:eastAsia="黑体"/>
-          <w:b w:val="0"/>
-          <w:color w:val="888888"/>
-          <w:sz w:val="24"/>
-        </w:rPr>
-        <w:t>消息称微软 XBOX 部门重组后，原 Halo Studios 开发的《光环 7》游戏新作及二 / 三代重制版均已被叫停</w:t>
-      </w:r>
-    </w:p>
-    <w:p>
-      <w:r>
-        <w:rPr>
-          <w:rFonts w:ascii="Times New Roman" w:hAnsi="Times New Roman" w:eastAsia="宋体"/>
-          <w:color w:val="888888"/>
-          <w:sz w:val="18"/>
-        </w:rPr>
-        <w:t>来源:IT之家 | 时间:09-26 09:52</w:t>
-      </w:r>
-    </w:p>
-    <w:p>
-      <w:r>
-        <w:rPr>
-          <w:rFonts w:ascii="Times New Roman" w:hAnsi="Times New Roman" w:eastAsia="宋体"/>
-          <w:sz w:val="18"/>
-        </w:rPr>
-        <w:t>链接:</w:t>
-      </w:r>
-      <w:hyperlink r:id="rId34">
-        <w:r>
-          <w:rPr>
-            <w:color w:val="0563C1"/>
-            <w:u w:val="single"/>
-          </w:rPr>
-          <w:t>消息称微软 XBOX 部门重组后，原 Halo Studios 开发的《光环 7》游戏新作及二 / 三代重制版均已被叫停</w:t>
-        </w:r>
-      </w:hyperlink>
-    </w:p>
-    <w:p>
-      <w:pPr>
-        <w:pStyle w:val="Heading3"/>
-      </w:pPr>
-      <w:r>
-        <w:rPr>
-          <w:rFonts w:ascii="Times New Roman" w:hAnsi="Times New Roman" w:eastAsia="黑体"/>
-          <w:b w:val="0"/>
-          <w:color w:val="888888"/>
-          <w:sz w:val="24"/>
-        </w:rPr>
-        <w:t>【C级·参考】</w:t>
-      </w:r>
-      <w:r>
-        <w:rPr>
-          <w:rFonts w:ascii="Times New Roman" w:hAnsi="Times New Roman" w:eastAsia="黑体"/>
-          <w:b w:val="0"/>
-          <w:color w:val="888888"/>
-          <w:sz w:val="24"/>
-        </w:rPr>
-        <w:t>间谍易容推理游戏《千面人在此》10 月 14 日发售：提供免费试玩版，支持中文</w:t>
-      </w:r>
-    </w:p>
-    <w:p>
-      <w:r>
-        <w:rPr>
-          <w:rFonts w:ascii="Times New Roman" w:hAnsi="Times New Roman" w:eastAsia="宋体"/>
-          <w:color w:val="888888"/>
-          <w:sz w:val="18"/>
-        </w:rPr>
-        <w:t>来源:IT之家 | 时间:09-26 09:46</w:t>
-      </w:r>
-    </w:p>
-    <w:p>
-      <w:r>
-        <w:rPr>
-          <w:rFonts w:ascii="Times New Roman" w:hAnsi="Times New Roman" w:eastAsia="宋体"/>
-          <w:sz w:val="18"/>
-        </w:rPr>
-        <w:t>链接:</w:t>
-      </w:r>
-      <w:hyperlink r:id="rId35">
-        <w:r>
-          <w:rPr>
-            <w:color w:val="0563C1"/>
-            <w:u w:val="single"/>
-          </w:rPr>
-          <w:t>间谍易容推理游戏《千面人在此》10 月 14 日发售：提供免费试玩版，支持中文</w:t>
+          <w:t>英特尔开源游戏性能监测工具 PresentMon 2.6.0 发布：CPU 占用降低 78%，支持多显卡遥测同显</w:t>
         </w:r>
       </w:hyperlink>
     </w:p>
@@ -1498,106 +1289,9 @@
       </w:r>
     </w:p>
     <w:p>
-      <w:pPr>
-        <w:pStyle w:val="Heading3"/>
-      </w:pPr>
       <w:r>
-        <w:rPr>
-          <w:rFonts w:ascii="Times New Roman" w:hAnsi="Times New Roman" w:eastAsia="黑体"/>
-          <w:b w:val="0"/>
-          <w:color w:val="888888"/>
-          <w:sz w:val="24"/>
-        </w:rPr>
-        <w:t>【C级·参考】</w:t>
+        <w:t>本线口暂无重要更新</w:t>
       </w:r>
-      <w:r>
-        <w:rPr>
-          <w:rFonts w:ascii="Times New Roman" w:hAnsi="Times New Roman" w:eastAsia="黑体"/>
-          <w:b w:val="0"/>
-          <w:color w:val="888888"/>
-          <w:sz w:val="24"/>
-        </w:rPr>
-        <w:t>共事约 11 年：苹果零售总设计师约翰逊谈乔布斯理念“不急于求成”</w:t>
-      </w:r>
-    </w:p>
-    <w:p>
-      <w:r>
-        <w:rPr>
-          <w:rFonts w:ascii="Times New Roman" w:hAnsi="Times New Roman" w:eastAsia="宋体"/>
-          <w:color w:val="888888"/>
-          <w:sz w:val="18"/>
-        </w:rPr>
-        <w:t>来源:IT之家 | 时间:09-26 09:08</w:t>
-      </w:r>
-    </w:p>
-    <w:p>
-      <w:r>
-        <w:rPr>
-          <w:rFonts w:ascii="Times New Roman" w:hAnsi="Times New Roman" w:eastAsia="宋体"/>
-          <w:sz w:val="18"/>
-        </w:rPr>
-        <w:t>链接:</w:t>
-      </w:r>
-      <w:hyperlink r:id="rId36">
-        <w:r>
-          <w:rPr>
-            <w:color w:val="0563C1"/>
-            <w:u w:val="single"/>
-          </w:rPr>
-          <w:t>共事约 11 年：苹果零售总设计师约翰逊谈乔布斯理念“不急于求成”</w:t>
-        </w:r>
-      </w:hyperlink>
-    </w:p>
-    <w:p>
-      <w:pPr>
-        <w:pStyle w:val="Heading3"/>
-      </w:pPr>
-      <w:r>
-        <w:rPr>
-          <w:rFonts w:ascii="Times New Roman" w:hAnsi="Times New Roman" w:eastAsia="黑体"/>
-          <w:b w:val="0"/>
-          <w:color w:val="888888"/>
-          <w:sz w:val="24"/>
-        </w:rPr>
-        <w:t>【C级·参考】</w:t>
-      </w:r>
-      <w:r>
-        <w:rPr>
-          <w:rFonts w:ascii="Times New Roman" w:hAnsi="Times New Roman" w:eastAsia="黑体"/>
-          <w:b w:val="0"/>
-          <w:color w:val="888888"/>
-          <w:sz w:val="24"/>
-        </w:rPr>
-        <w:t>苹果零售总设计师约翰逊：Apple Store 未过时，iPhone Duo 等仍需“亲手摸、现场试”体验</w:t>
-      </w:r>
-    </w:p>
-    <w:p>
-      <w:r>
-        <w:rPr>
-          <w:rFonts w:ascii="Times New Roman" w:hAnsi="Times New Roman" w:eastAsia="宋体"/>
-          <w:color w:val="888888"/>
-          <w:sz w:val="18"/>
-        </w:rPr>
-        <w:t>来源:IT之家 | 时间:09-26 08:56</w:t>
-      </w:r>
-    </w:p>
-    <w:p>
-      <w:r>
-        <w:rPr>
-          <w:rFonts w:ascii="Times New Roman" w:hAnsi="Times New Roman" w:eastAsia="宋体"/>
-          <w:sz w:val="18"/>
-        </w:rPr>
-        <w:t>链接:</w:t>
-      </w:r>
-      <w:hyperlink r:id="rId37">
-        <w:r>
-          <w:rPr>
-            <w:color w:val="0563C1"/>
-            <w:u w:val="single"/>
-          </w:rPr>
-          <w:t>苹果零售总设计师约翰逊：Apple Store 未过时，iPhone Duo 等仍需“亲手摸、现场试”体验</w:t>
-        </w:r>
-      </w:hyperlink>
     </w:p>
     <w:p>
       <w:pPr>
@@ -1625,7 +1319,7 @@
           <w:rFonts w:ascii="Times New Roman" w:hAnsi="Times New Roman" w:eastAsia="宋体"/>
           <w:sz w:val="18"/>
         </w:rPr>
-        <w:t>IT之家(60)、GameLook(0)、HackerNews(7)、Bing新闻(9)</w:t>
+        <w:t>IT之家(60)、GameLook(1)、HackerNews(5)、Bing新闻(6)</w:t>
       </w:r>
     </w:p>
     <w:p>

--- a/briefings/线口监测午报-2026-09-26.docx
+++ b/briefings/线口监测午报-2026-09-26.docx
@@ -22,7 +22,7 @@
           <w:color w:val="888888"/>
           <w:sz w:val="18"/>
         </w:rPr>
-        <w:t>监测窗口:近48小时 | 生成时间:2026-09-26 20:11</w:t>
+        <w:t>监测窗口:近48小时 | 生成时间:2026-09-26 20:59</w:t>
       </w:r>
     </w:p>
     <w:p>
@@ -223,6 +223,57 @@
           <w:color w:val="888888"/>
           <w:sz w:val="24"/>
         </w:rPr>
+        <w:t>One Month Without AI</w:t>
+      </w:r>
+    </w:p>
+    <w:p>
+      <w:r>
+        <w:rPr>
+          <w:rFonts w:ascii="Times New Roman" w:hAnsi="Times New Roman" w:eastAsia="宋体"/>
+          <w:color w:val="888888"/>
+          <w:sz w:val="18"/>
+        </w:rPr>
+        <w:t>来源:Hacker News | 时间:09-26 18:08</w:t>
+      </w:r>
+    </w:p>
+    <w:p>
+      <w:r>
+        <w:rPr>
+          <w:rFonts w:ascii="Times New Roman" w:hAnsi="Times New Roman" w:eastAsia="宋体"/>
+          <w:sz w:val="18"/>
+        </w:rPr>
+        <w:t>链接:</w:t>
+      </w:r>
+      <w:hyperlink r:id="rId12">
+        <w:r>
+          <w:rPr>
+            <w:color w:val="0563C1"/>
+            <w:u w:val="single"/>
+          </w:rPr>
+          <w:t>One Month Without AI</w:t>
+        </w:r>
+      </w:hyperlink>
+    </w:p>
+    <w:p>
+      <w:pPr>
+        <w:pStyle w:val="Heading3"/>
+      </w:pPr>
+      <w:r>
+        <w:rPr>
+          <w:rFonts w:ascii="Times New Roman" w:hAnsi="Times New Roman" w:eastAsia="黑体"/>
+          <w:b w:val="0"/>
+          <w:color w:val="888888"/>
+          <w:sz w:val="24"/>
+        </w:rPr>
+        <w:t>【C级·参考】</w:t>
+      </w:r>
+      <w:r>
+        <w:rPr>
+          <w:rFonts w:ascii="Times New Roman" w:hAnsi="Times New Roman" w:eastAsia="黑体"/>
+          <w:b w:val="0"/>
+          <w:color w:val="888888"/>
+          <w:sz w:val="24"/>
+        </w:rPr>
         <w:t>索尼芯片子公司将收紧远程办公：要求约 8000 名员工全面返岗，加速物理 AI 研发</w:t>
       </w:r>
     </w:p>
@@ -244,7 +295,7 @@
         </w:rPr>
         <w:t>链接:</w:t>
       </w:r>
-      <w:hyperlink r:id="rId12">
+      <w:hyperlink r:id="rId13">
         <w:r>
           <w:rPr>
             <w:color w:val="0563C1"/>
@@ -295,7 +346,7 @@
         </w:rPr>
         <w:t>链接:</w:t>
       </w:r>
-      <w:hyperlink r:id="rId13">
+      <w:hyperlink r:id="rId14">
         <w:r>
           <w:rPr>
             <w:color w:val="0563C1"/>
@@ -346,7 +397,7 @@
         </w:rPr>
         <w:t>链接:</w:t>
       </w:r>
-      <w:hyperlink r:id="rId14">
+      <w:hyperlink r:id="rId15">
         <w:r>
           <w:rPr>
             <w:color w:val="0563C1"/>
@@ -397,7 +448,7 @@
         </w:rPr>
         <w:t>链接:</w:t>
       </w:r>
-      <w:hyperlink r:id="rId15">
+      <w:hyperlink r:id="rId16">
         <w:r>
           <w:rPr>
             <w:color w:val="0563C1"/>
@@ -448,7 +499,7 @@
         </w:rPr>
         <w:t>链接:</w:t>
       </w:r>
-      <w:hyperlink r:id="rId16">
+      <w:hyperlink r:id="rId17">
         <w:r>
           <w:rPr>
             <w:color w:val="0563C1"/>
@@ -499,7 +550,7 @@
         </w:rPr>
         <w:t>链接:</w:t>
       </w:r>
-      <w:hyperlink r:id="rId17">
+      <w:hyperlink r:id="rId18">
         <w:r>
           <w:rPr>
             <w:color w:val="0563C1"/>
@@ -550,64 +601,13 @@
         </w:rPr>
         <w:t>链接:</w:t>
       </w:r>
-      <w:hyperlink r:id="rId18">
+      <w:hyperlink r:id="rId19">
         <w:r>
           <w:rPr>
             <w:color w:val="0563C1"/>
             <w:u w:val="single"/>
           </w:rPr>
           <w:t>赛豆科技首款量产车 AIVA ME7 官宣 9 月 28 日亮相法国巴黎</w:t>
-        </w:r>
-      </w:hyperlink>
-    </w:p>
-    <w:p>
-      <w:pPr>
-        <w:pStyle w:val="Heading3"/>
-      </w:pPr>
-      <w:r>
-        <w:rPr>
-          <w:rFonts w:ascii="Times New Roman" w:hAnsi="Times New Roman" w:eastAsia="黑体"/>
-          <w:b w:val="0"/>
-          <w:color w:val="888888"/>
-          <w:sz w:val="24"/>
-        </w:rPr>
-        <w:t>【C级·参考】</w:t>
-      </w:r>
-      <w:r>
-        <w:rPr>
-          <w:rFonts w:ascii="Times New Roman" w:hAnsi="Times New Roman" w:eastAsia="黑体"/>
-          <w:b w:val="0"/>
-          <w:color w:val="888888"/>
-          <w:sz w:val="24"/>
-        </w:rPr>
-        <w:t>微星推出 MS-C9ZA 无风扇边缘 AI 盒子，基于 Jetson Orin Nano 8GB</w:t>
-      </w:r>
-    </w:p>
-    <w:p>
-      <w:r>
-        <w:rPr>
-          <w:rFonts w:ascii="Times New Roman" w:hAnsi="Times New Roman" w:eastAsia="宋体"/>
-          <w:color w:val="888888"/>
-          <w:sz w:val="18"/>
-        </w:rPr>
-        <w:t>来源:IT之家 | 时间:09-26 13:37</w:t>
-      </w:r>
-    </w:p>
-    <w:p>
-      <w:r>
-        <w:rPr>
-          <w:rFonts w:ascii="Times New Roman" w:hAnsi="Times New Roman" w:eastAsia="宋体"/>
-          <w:sz w:val="18"/>
-        </w:rPr>
-        <w:t>链接:</w:t>
-      </w:r>
-      <w:hyperlink r:id="rId19">
-        <w:r>
-          <w:rPr>
-            <w:color w:val="0563C1"/>
-            <w:u w:val="single"/>
-          </w:rPr>
-          <w:t>微星推出 MS-C9ZA 无风扇边缘 AI 盒子，基于 Jetson Orin Nano 8GB</w:t>
         </w:r>
       </w:hyperlink>
     </w:p>
@@ -682,6 +682,57 @@
           <w:color w:val="888888"/>
           <w:sz w:val="24"/>
         </w:rPr>
+        <w:t>Meta最便宜AI眼镜：249美元Meta Adventurer，10月23日开售</w:t>
+      </w:r>
+    </w:p>
+    <w:p>
+      <w:r>
+        <w:rPr>
+          <w:rFonts w:ascii="Times New Roman" w:hAnsi="Times New Roman" w:eastAsia="宋体"/>
+          <w:color w:val="888888"/>
+          <w:sz w:val="18"/>
+        </w:rPr>
+        <w:t>来源:Bing新闻 | 时间:09-26 02:06</w:t>
+      </w:r>
+    </w:p>
+    <w:p>
+      <w:r>
+        <w:rPr>
+          <w:rFonts w:ascii="Times New Roman" w:hAnsi="Times New Roman" w:eastAsia="宋体"/>
+          <w:sz w:val="18"/>
+        </w:rPr>
+        <w:t>链接:</w:t>
+      </w:r>
+      <w:hyperlink r:id="rId21">
+        <w:r>
+          <w:rPr>
+            <w:color w:val="0563C1"/>
+            <w:u w:val="single"/>
+          </w:rPr>
+          <w:t>Meta最便宜AI眼镜：249美元Meta Adventurer，10月23日开售</w:t>
+        </w:r>
+      </w:hyperlink>
+    </w:p>
+    <w:p>
+      <w:pPr>
+        <w:pStyle w:val="Heading3"/>
+      </w:pPr>
+      <w:r>
+        <w:rPr>
+          <w:rFonts w:ascii="Times New Roman" w:hAnsi="Times New Roman" w:eastAsia="黑体"/>
+          <w:b w:val="0"/>
+          <w:color w:val="888888"/>
+          <w:sz w:val="24"/>
+        </w:rPr>
+        <w:t>【C级·参考】</w:t>
+      </w:r>
+      <w:r>
+        <w:rPr>
+          <w:rFonts w:ascii="Times New Roman" w:hAnsi="Times New Roman" w:eastAsia="黑体"/>
+          <w:b w:val="0"/>
+          <w:color w:val="888888"/>
+          <w:sz w:val="24"/>
+        </w:rPr>
         <w:t>Rokid联合创始人向文杰：AI眼镜是个人终端智能的最佳载体</w:t>
       </w:r>
     </w:p>
@@ -703,7 +754,7 @@
         </w:rPr>
         <w:t>链接:</w:t>
       </w:r>
-      <w:hyperlink r:id="rId21">
+      <w:hyperlink r:id="rId22">
         <w:r>
           <w:rPr>
             <w:color w:val="0563C1"/>
@@ -754,7 +805,7 @@
         </w:rPr>
         <w:t>链接:</w:t>
       </w:r>
-      <w:hyperlink r:id="rId22">
+      <w:hyperlink r:id="rId23">
         <w:r>
           <w:rPr>
             <w:color w:val="0563C1"/>
@@ -794,7 +845,7 @@
           <w:color w:val="888888"/>
           <w:sz w:val="18"/>
         </w:rPr>
-        <w:t>来源:Bing新闻 | 时间:09-25 08:35</w:t>
+        <w:t>来源:Bing新闻 | 时间:09-25 09:11</w:t>
       </w:r>
     </w:p>
     <w:p>
@@ -805,7 +856,7 @@
         </w:rPr>
         <w:t>链接:</w:t>
       </w:r>
-      <w:hyperlink r:id="rId23">
+      <w:hyperlink r:id="rId24">
         <w:r>
           <w:rPr>
             <w:color w:val="0563C1"/>
@@ -856,7 +907,7 @@
         </w:rPr>
         <w:t>链接:</w:t>
       </w:r>
-      <w:hyperlink r:id="rId24">
+      <w:hyperlink r:id="rId25">
         <w:r>
           <w:rPr>
             <w:color w:val="0563C1"/>
@@ -907,7 +958,7 @@
         </w:rPr>
         <w:t>链接:</w:t>
       </w:r>
-      <w:hyperlink r:id="rId25">
+      <w:hyperlink r:id="rId26">
         <w:r>
           <w:rPr>
             <w:color w:val="0563C1"/>
@@ -958,7 +1009,7 @@
         </w:rPr>
         <w:t>链接:</w:t>
       </w:r>
-      <w:hyperlink r:id="rId26">
+      <w:hyperlink r:id="rId27">
         <w:r>
           <w:rPr>
             <w:color w:val="0563C1"/>
@@ -1021,7 +1072,7 @@
         </w:rPr>
         <w:t>链接:</w:t>
       </w:r>
-      <w:hyperlink r:id="rId27">
+      <w:hyperlink r:id="rId28">
         <w:r>
           <w:rPr>
             <w:color w:val="0563C1"/>
@@ -1042,6 +1093,57 @@
         </w:rPr>
         <w:t>无人驾驶/低空/智慧出行</w:t>
       </w:r>
+    </w:p>
+    <w:p>
+      <w:pPr>
+        <w:pStyle w:val="Heading3"/>
+      </w:pPr>
+      <w:r>
+        <w:rPr>
+          <w:rFonts w:ascii="Times New Roman" w:hAnsi="Times New Roman" w:eastAsia="黑体"/>
+          <w:b w:val="0"/>
+          <w:color w:val="888888"/>
+          <w:sz w:val="24"/>
+        </w:rPr>
+        <w:t>【C级·参考】</w:t>
+      </w:r>
+      <w:r>
+        <w:rPr>
+          <w:rFonts w:ascii="Times New Roman" w:hAnsi="Times New Roman" w:eastAsia="黑体"/>
+          <w:b w:val="0"/>
+          <w:color w:val="888888"/>
+          <w:sz w:val="24"/>
+        </w:rPr>
+        <w:t>北京越野泰钽 700 开启首批交付：搭载华为乾崑智驾 ADS 5，超级焕新价 24.98 万元起</w:t>
+      </w:r>
+    </w:p>
+    <w:p>
+      <w:r>
+        <w:rPr>
+          <w:rFonts w:ascii="Times New Roman" w:hAnsi="Times New Roman" w:eastAsia="宋体"/>
+          <w:color w:val="888888"/>
+          <w:sz w:val="18"/>
+        </w:rPr>
+        <w:t>来源:IT之家 | 时间:09-26 20:36</w:t>
+      </w:r>
+    </w:p>
+    <w:p>
+      <w:r>
+        <w:rPr>
+          <w:rFonts w:ascii="Times New Roman" w:hAnsi="Times New Roman" w:eastAsia="宋体"/>
+          <w:sz w:val="18"/>
+        </w:rPr>
+        <w:t>链接:</w:t>
+      </w:r>
+      <w:hyperlink r:id="rId29">
+        <w:r>
+          <w:rPr>
+            <w:color w:val="0563C1"/>
+            <w:u w:val="single"/>
+          </w:rPr>
+          <w:t>北京越野泰钽 700 开启首批交付：搭载华为乾崑智驾 ADS 5，超级焕新价 24.98 万元起</w:t>
+        </w:r>
+      </w:hyperlink>
     </w:p>
     <w:p>
       <w:pPr>
@@ -1084,7 +1186,7 @@
         </w:rPr>
         <w:t>链接:</w:t>
       </w:r>
-      <w:hyperlink r:id="rId28">
+      <w:hyperlink r:id="rId30">
         <w:r>
           <w:rPr>
             <w:color w:val="0563C1"/>
@@ -1164,7 +1266,7 @@
         </w:rPr>
         <w:t>链接:</w:t>
       </w:r>
-      <w:hyperlink r:id="rId29">
+      <w:hyperlink r:id="rId31">
         <w:r>
           <w:rPr>
             <w:color w:val="0563C1"/>
@@ -1215,7 +1317,7 @@
         </w:rPr>
         <w:t>链接:</w:t>
       </w:r>
-      <w:hyperlink r:id="rId30">
+      <w:hyperlink r:id="rId32">
         <w:r>
           <w:rPr>
             <w:color w:val="0563C1"/>
@@ -1266,7 +1368,7 @@
         </w:rPr>
         <w:t>链接:</w:t>
       </w:r>
-      <w:hyperlink r:id="rId31">
+      <w:hyperlink r:id="rId33">
         <w:r>
           <w:rPr>
             <w:color w:val="0563C1"/>
@@ -1319,7 +1421,7 @@
           <w:rFonts w:ascii="Times New Roman" w:hAnsi="Times New Roman" w:eastAsia="宋体"/>
           <w:sz w:val="18"/>
         </w:rPr>
-        <w:t>IT之家(60)、GameLook(1)、HackerNews(5)、Bing新闻(6)</w:t>
+        <w:t>IT之家(60)、GameLook(1)、HackerNews(6)、Bing新闻(7)</w:t>
       </w:r>
     </w:p>
     <w:p>
